--- a/Inventory_Control_Observation.docx
+++ b/Inventory_Control_Observation.docx
@@ -45,7 +45,7 @@
           <w:sz w:val="21"/>
           <w:szCs w:val="21"/>
         </w:rPr>
-        <w:t xml:space="preserve">MASTERPIECE · Independent physical inventory count · June 2026 (July 2026 costs)</w:t>
+        <w:t xml:space="preserve">MASTERPIECE · Independent physical inventory count · June 2026 (July 2026 costs) · Version 4</w:t>
       </w:r>
     </w:p>
     <w:p>
@@ -631,6 +631,36 @@
         <w:spacing w:after="60"/>
         <w:jc w:val="both"/>
       </w:pPr>
+    </w:p>
+    <w:p>
+      <w:pPr>
+        <w:spacing w:after="160" w:line="276"/>
+        <w:jc w:val="both"/>
+      </w:pPr>
+      <w:r>
+        <w:rPr>
+          <w:rFonts w:ascii="Calibri" w:cs="Calibri" w:eastAsia="Calibri" w:hAnsi="Calibri"/>
+          <w:b/>
+          <w:bCs/>
+          <w:i/>
+          <w:iCs/>
+          <w:color w:val="1F2124"/>
+          <w:sz w:val="22"/>
+          <w:szCs w:val="22"/>
+        </w:rPr>
+        <w:t xml:space="preserve">Reconciliation note: </w:t>
+      </w:r>
+      <w:r>
+        <w:rPr>
+          <w:rFonts w:ascii="Calibri" w:cs="Calibri" w:eastAsia="Calibri" w:hAnsi="Calibri"/>
+          <w:i/>
+          <w:iCs/>
+          <w:color w:val="1F2124"/>
+          <w:sz w:val="22"/>
+          <w:szCs w:val="22"/>
+        </w:rPr>
+        <w:t xml:space="preserve">the three figures in the sheet show a $0.50 rounding difference (518,194.78 − 187,525.77 = 330,669.01). Correcting the source cell is recommended before any presentation to management.</w:t>
+      </w:r>
     </w:p>
     <w:p>
       <w:pPr>
@@ -1956,6 +1986,36 @@
         </w:tc>
       </w:tr>
     </w:tbl>
+    <w:p>
+      <w:pPr>
+        <w:spacing w:after="160" w:line="276"/>
+        <w:jc w:val="both"/>
+      </w:pPr>
+      <w:r>
+        <w:rPr>
+          <w:rFonts w:ascii="Calibri" w:cs="Calibri" w:eastAsia="Calibri" w:hAnsi="Calibri"/>
+          <w:b/>
+          <w:bCs/>
+          <w:i/>
+          <w:iCs/>
+          <w:color w:val="1F2124"/>
+          <w:sz w:val="22"/>
+          <w:szCs w:val="22"/>
+        </w:rPr>
+        <w:t xml:space="preserve">Note on unmapped part numbers: </w:t>
+      </w:r>
+      <w:r>
+        <w:rPr>
+          <w:rFonts w:ascii="Calibri" w:cs="Calibri" w:eastAsia="Calibri" w:hAnsi="Calibri"/>
+          <w:i/>
+          <w:iCs/>
+          <w:color w:val="1F2124"/>
+          <w:sz w:val="22"/>
+          <w:szCs w:val="22"/>
+        </w:rPr>
+        <w:t xml:space="preserve">the full exercise identified 7 part numbers with no system mapping (#N/D); after removing from the list 9 part numbers with no annex balance and no physical stock, 2 remain active. The target brings them to zero.</w:t>
+      </w:r>
+    </w:p>
     <w:p>
       <w:pPr>
         <w:pStyle w:val="Heading1"/>

--- a/Inventory_Control_Observation.docx
+++ b/Inventory_Control_Observation.docx
@@ -631,36 +631,6 @@
         <w:spacing w:after="60"/>
         <w:jc w:val="both"/>
       </w:pPr>
-    </w:p>
-    <w:p>
-      <w:pPr>
-        <w:spacing w:after="160" w:line="276"/>
-        <w:jc w:val="both"/>
-      </w:pPr>
-      <w:r>
-        <w:rPr>
-          <w:rFonts w:ascii="Calibri" w:cs="Calibri" w:eastAsia="Calibri" w:hAnsi="Calibri"/>
-          <w:b/>
-          <w:bCs/>
-          <w:i/>
-          <w:iCs/>
-          <w:color w:val="1F2124"/>
-          <w:sz w:val="22"/>
-          <w:szCs w:val="22"/>
-        </w:rPr>
-        <w:t xml:space="preserve">Reconciliation note: </w:t>
-      </w:r>
-      <w:r>
-        <w:rPr>
-          <w:rFonts w:ascii="Calibri" w:cs="Calibri" w:eastAsia="Calibri" w:hAnsi="Calibri"/>
-          <w:i/>
-          <w:iCs/>
-          <w:color w:val="1F2124"/>
-          <w:sz w:val="22"/>
-          <w:szCs w:val="22"/>
-        </w:rPr>
-        <w:t xml:space="preserve">the three figures in the sheet show a $0.50 rounding difference (518,194.78 − 187,525.77 = 330,669.01). Correcting the source cell is recommended before any presentation to management.</w:t>
-      </w:r>
     </w:p>
     <w:p>
       <w:pPr>
@@ -1986,36 +1956,6 @@
         </w:tc>
       </w:tr>
     </w:tbl>
-    <w:p>
-      <w:pPr>
-        <w:spacing w:after="160" w:line="276"/>
-        <w:jc w:val="both"/>
-      </w:pPr>
-      <w:r>
-        <w:rPr>
-          <w:rFonts w:ascii="Calibri" w:cs="Calibri" w:eastAsia="Calibri" w:hAnsi="Calibri"/>
-          <w:b/>
-          <w:bCs/>
-          <w:i/>
-          <w:iCs/>
-          <w:color w:val="1F2124"/>
-          <w:sz w:val="22"/>
-          <w:szCs w:val="22"/>
-        </w:rPr>
-        <w:t xml:space="preserve">Note on unmapped part numbers: </w:t>
-      </w:r>
-      <w:r>
-        <w:rPr>
-          <w:rFonts w:ascii="Calibri" w:cs="Calibri" w:eastAsia="Calibri" w:hAnsi="Calibri"/>
-          <w:i/>
-          <w:iCs/>
-          <w:color w:val="1F2124"/>
-          <w:sz w:val="22"/>
-          <w:szCs w:val="22"/>
-        </w:rPr>
-        <w:t xml:space="preserve">the full exercise identified 7 part numbers with no system mapping (#N/D); after removing from the list 9 part numbers with no annex balance and no physical stock, 2 remain active. The target brings them to zero.</w:t>
-      </w:r>
-    </w:p>
     <w:p>
       <w:pPr>
         <w:pStyle w:val="Heading1"/>

--- a/Inventory_Control_Observation.docx
+++ b/Inventory_Control_Observation.docx
@@ -1970,7 +1970,7 @@
           <w:sz w:val="28"/>
           <w:szCs w:val="28"/>
         </w:rPr>
-        <w:t xml:space="preserve">4. Critical line items</w:t>
+        <w:t xml:space="preserve">4. Critical line items — ranked by dollar exposure</w:t>
       </w:r>
     </w:p>
     <w:p>
@@ -1985,7 +1985,7 @@
           <w:sz w:val="22"/>
           <w:szCs w:val="22"/>
         </w:rPr>
-        <w:t xml:space="preserve">Six line items concentrate the criticality of the reconciliation (variance ≥ 90% or physical existence with no record):</w:t>
+        <w:t xml:space="preserve">Line items ranked from most to least critical by dollar exposure. The ranking uses the per-line shortage balance in USD from the reconciliation file (July 2026 costs), which reconciles exactly to the official surplus balance of $330,669.51. Merged groups (COT, BOTTLE, LABEL) are net values as recorded in the file:</w:t>
       </w:r>
     </w:p>
     <w:tbl>
@@ -2001,13 +2001,13 @@
         </w:tblBorders>
       </w:tblPr>
       <w:tblGrid>
+        <w:gridCol w:w="2300"/>
         <w:gridCol w:w="1450"/>
-        <w:gridCol w:w="1650"/>
-        <w:gridCol w:w="1550"/>
-        <w:gridCol w:w="1550"/>
+        <w:gridCol w:w="950"/>
+        <w:gridCol w:w="950"/>
+        <w:gridCol w:w="1750"/>
         <w:gridCol w:w="900"/>
-        <w:gridCol w:w="1450"/>
-        <w:gridCol w:w="1250"/>
+        <w:gridCol w:w="1500"/>
       </w:tblGrid>
       <w:tr>
         <w:trPr>
@@ -2015,6 +2015,34 @@
         </w:trPr>
         <w:tc>
           <w:tcPr>
+            <w:tcW w:type="dxa" w:w="2300"/>
+            <w:shd w:fill="BC1401" w:color="auto" w:val="clear"/>
+            <w:tcMar>
+              <w:top w:type="dxa" w:w="60"/>
+              <w:left w:type="dxa" w:w="100"/>
+              <w:bottom w:type="dxa" w:w="60"/>
+              <w:right w:type="dxa" w:w="100"/>
+            </w:tcMar>
+          </w:tcPr>
+          <w:p>
+            <w:pPr>
+              <w:jc w:val="left"/>
+            </w:pPr>
+            <w:r>
+              <w:rPr>
+                <w:rFonts w:ascii="Calibri" w:cs="Calibri" w:eastAsia="Calibri" w:hAnsi="Calibri"/>
+                <w:b/>
+                <w:bCs/>
+                <w:color w:val="FFFFFF"/>
+                <w:sz w:val="19"/>
+                <w:szCs w:val="19"/>
+              </w:rPr>
+              <w:t xml:space="preserve">Part</w:t>
+            </w:r>
+          </w:p>
+        </w:tc>
+        <w:tc>
+          <w:tcPr>
             <w:tcW w:type="dxa" w:w="1450"/>
             <w:shd w:fill="BC1401" w:color="auto" w:val="clear"/>
             <w:tcMar>
@@ -2026,7 +2054,7 @@
           </w:tcPr>
           <w:p>
             <w:pPr>
-              <w:jc w:val="left"/>
+              <w:jc w:val="right"/>
             </w:pPr>
             <w:r>
               <w:rPr>
@@ -2037,13 +2065,13 @@
                 <w:sz w:val="19"/>
                 <w:szCs w:val="19"/>
               </w:rPr>
-              <w:t xml:space="preserve">Part</w:t>
-            </w:r>
-          </w:p>
-        </w:tc>
-        <w:tc>
-          <w:tcPr>
-            <w:tcW w:type="dxa" w:w="1650"/>
+              <w:t xml:space="preserve">Shortage (USD)</w:t>
+            </w:r>
+          </w:p>
+        </w:tc>
+        <w:tc>
+          <w:tcPr>
+            <w:tcW w:type="dxa" w:w="950"/>
             <w:shd w:fill="BC1401" w:color="auto" w:val="clear"/>
             <w:tcMar>
               <w:top w:type="dxa" w:w="60"/>
@@ -2065,13 +2093,13 @@
                 <w:sz w:val="19"/>
                 <w:szCs w:val="19"/>
               </w:rPr>
-              <w:t xml:space="preserve">Annex (SEER) balance</w:t>
-            </w:r>
-          </w:p>
-        </w:tc>
-        <w:tc>
-          <w:tcPr>
-            <w:tcW w:type="dxa" w:w="1550"/>
+              <w:t xml:space="preserve">% of total</w:t>
+            </w:r>
+          </w:p>
+        </w:tc>
+        <w:tc>
+          <w:tcPr>
+            <w:tcW w:type="dxa" w:w="950"/>
             <w:shd w:fill="BC1401" w:color="auto" w:val="clear"/>
             <w:tcMar>
               <w:top w:type="dxa" w:w="60"/>
@@ -2093,13 +2121,13 @@
                 <w:sz w:val="19"/>
                 <w:szCs w:val="19"/>
               </w:rPr>
-              <w:t xml:space="preserve">Physical (Loc + WIP)</w:t>
-            </w:r>
-          </w:p>
-        </w:tc>
-        <w:tc>
-          <w:tcPr>
-            <w:tcW w:type="dxa" w:w="1550"/>
+              <w:t xml:space="preserve">Cum. %</w:t>
+            </w:r>
+          </w:p>
+        </w:tc>
+        <w:tc>
+          <w:tcPr>
+            <w:tcW w:type="dxa" w:w="1750"/>
             <w:shd w:fill="BC1401" w:color="auto" w:val="clear"/>
             <w:tcMar>
               <w:top w:type="dxa" w:w="60"/>
@@ -2121,7 +2149,7 @@
                 <w:sz w:val="19"/>
                 <w:szCs w:val="19"/>
               </w:rPr>
-              <w:t xml:space="preserve">Difference</w:t>
+              <w:t xml:space="preserve">Qty variance</w:t>
             </w:r>
           </w:p>
         </w:tc>
@@ -2155,7 +2183,7 @@
         </w:tc>
         <w:tc>
           <w:tcPr>
-            <w:tcW w:type="dxa" w:w="1450"/>
+            <w:tcW w:type="dxa" w:w="1500"/>
             <w:shd w:fill="BC1401" w:color="auto" w:val="clear"/>
             <w:tcMar>
               <w:top w:type="dxa" w:w="60"/>
@@ -2177,35 +2205,7 @@
                 <w:sz w:val="19"/>
                 <w:szCs w:val="19"/>
               </w:rPr>
-              <w:t xml:space="preserve">Type</w:t>
-            </w:r>
-          </w:p>
-        </w:tc>
-        <w:tc>
-          <w:tcPr>
-            <w:tcW w:type="dxa" w:w="1250"/>
-            <w:shd w:fill="BC1401" w:color="auto" w:val="clear"/>
-            <w:tcMar>
-              <w:top w:type="dxa" w:w="60"/>
-              <w:left w:type="dxa" w:w="100"/>
-              <w:bottom w:type="dxa" w:w="60"/>
-              <w:right w:type="dxa" w:w="100"/>
-            </w:tcMar>
-          </w:tcPr>
-          <w:p>
-            <w:pPr>
-              <w:jc w:val="left"/>
-            </w:pPr>
-            <w:r>
-              <w:rPr>
-                <w:rFonts w:ascii="Calibri" w:cs="Calibri" w:eastAsia="Calibri" w:hAnsi="Calibri"/>
-                <w:b/>
-                <w:bCs/>
-                <w:color w:val="FFFFFF"/>
-                <w:sz w:val="19"/>
-                <w:szCs w:val="19"/>
-              </w:rPr>
-              <w:t xml:space="preserve">UoM</w:t>
+              <w:t xml:space="preserve">Category</w:t>
             </w:r>
           </w:p>
         </w:tc>
@@ -2213,6 +2213,33 @@
       <w:tr>
         <w:tc>
           <w:tcPr>
+            <w:tcW w:type="dxa" w:w="2300"/>
+            <w:tcMar>
+              <w:top w:type="dxa" w:w="60"/>
+              <w:left w:type="dxa" w:w="100"/>
+              <w:bottom w:type="dxa" w:w="60"/>
+              <w:right w:type="dxa" w:w="100"/>
+            </w:tcMar>
+          </w:tcPr>
+          <w:p>
+            <w:pPr>
+              <w:jc w:val="left"/>
+            </w:pPr>
+            <w:r>
+              <w:rPr>
+                <w:rFonts w:ascii="Calibri" w:cs="Calibri" w:eastAsia="Calibri" w:hAnsi="Calibri"/>
+                <w:b/>
+                <w:bCs/>
+                <w:color w:val="1F2124"/>
+                <w:sz w:val="19"/>
+                <w:szCs w:val="19"/>
+              </w:rPr>
+              <w:t xml:space="preserve">LUMBPINE-BF</w:t>
+            </w:r>
+          </w:p>
+        </w:tc>
+        <w:tc>
+          <w:tcPr>
             <w:tcW w:type="dxa" w:w="1450"/>
             <w:tcMar>
               <w:top w:type="dxa" w:w="60"/>
@@ -2223,87 +2250,6 @@
           </w:tcPr>
           <w:p>
             <w:pPr>
-              <w:jc w:val="left"/>
-            </w:pPr>
-            <w:r>
-              <w:rPr>
-                <w:rFonts w:ascii="Calibri" w:cs="Calibri" w:eastAsia="Calibri" w:hAnsi="Calibri"/>
-                <w:b/>
-                <w:bCs/>
-                <w:color w:val="1F2124"/>
-                <w:sz w:val="19"/>
-                <w:szCs w:val="19"/>
-              </w:rPr>
-              <w:t xml:space="preserve">LABEL</w:t>
-            </w:r>
-          </w:p>
-        </w:tc>
-        <w:tc>
-          <w:tcPr>
-            <w:tcW w:type="dxa" w:w="1650"/>
-            <w:tcMar>
-              <w:top w:type="dxa" w:w="60"/>
-              <w:left w:type="dxa" w:w="100"/>
-              <w:bottom w:type="dxa" w:w="60"/>
-              <w:right w:type="dxa" w:w="100"/>
-            </w:tcMar>
-          </w:tcPr>
-          <w:p>
-            <w:pPr>
-              <w:jc w:val="right"/>
-            </w:pPr>
-            <w:r>
-              <w:rPr>
-                <w:rFonts w:ascii="Calibri" w:cs="Calibri" w:eastAsia="Calibri" w:hAnsi="Calibri"/>
-                <w:b w:val="false"/>
-                <w:bCs w:val="false"/>
-                <w:color w:val="1F2124"/>
-                <w:sz w:val="19"/>
-                <w:szCs w:val="19"/>
-              </w:rPr>
-              <w:t xml:space="preserve">106,798.27</w:t>
-            </w:r>
-          </w:p>
-        </w:tc>
-        <w:tc>
-          <w:tcPr>
-            <w:tcW w:type="dxa" w:w="1550"/>
-            <w:tcMar>
-              <w:top w:type="dxa" w:w="60"/>
-              <w:left w:type="dxa" w:w="100"/>
-              <w:bottom w:type="dxa" w:w="60"/>
-              <w:right w:type="dxa" w:w="100"/>
-            </w:tcMar>
-          </w:tcPr>
-          <w:p>
-            <w:pPr>
-              <w:jc w:val="right"/>
-            </w:pPr>
-            <w:r>
-              <w:rPr>
-                <w:rFonts w:ascii="Calibri" w:cs="Calibri" w:eastAsia="Calibri" w:hAnsi="Calibri"/>
-                <w:b w:val="false"/>
-                <w:bCs w:val="false"/>
-                <w:color w:val="1F2124"/>
-                <w:sz w:val="19"/>
-                <w:szCs w:val="19"/>
-              </w:rPr>
-              <w:t xml:space="preserve">0</w:t>
-            </w:r>
-          </w:p>
-        </w:tc>
-        <w:tc>
-          <w:tcPr>
-            <w:tcW w:type="dxa" w:w="1550"/>
-            <w:tcMar>
-              <w:top w:type="dxa" w:w="60"/>
-              <w:left w:type="dxa" w:w="100"/>
-              <w:bottom w:type="dxa" w:w="60"/>
-              <w:right w:type="dxa" w:w="100"/>
-            </w:tcMar>
-          </w:tcPr>
-          <w:p>
-            <w:pPr>
               <w:jc w:val="right"/>
             </w:pPr>
             <w:r>
@@ -2315,7 +2261,88 @@
                 <w:sz w:val="19"/>
                 <w:szCs w:val="19"/>
               </w:rPr>
-              <w:t xml:space="preserve">−106,798.27</w:t>
+              <w:t xml:space="preserve">$168,112.78</w:t>
+            </w:r>
+          </w:p>
+        </w:tc>
+        <w:tc>
+          <w:tcPr>
+            <w:tcW w:type="dxa" w:w="950"/>
+            <w:tcMar>
+              <w:top w:type="dxa" w:w="60"/>
+              <w:left w:type="dxa" w:w="100"/>
+              <w:bottom w:type="dxa" w:w="60"/>
+              <w:right w:type="dxa" w:w="100"/>
+            </w:tcMar>
+          </w:tcPr>
+          <w:p>
+            <w:pPr>
+              <w:jc w:val="right"/>
+            </w:pPr>
+            <w:r>
+              <w:rPr>
+                <w:rFonts w:ascii="Calibri" w:cs="Calibri" w:eastAsia="Calibri" w:hAnsi="Calibri"/>
+                <w:b w:val="false"/>
+                <w:bCs w:val="false"/>
+                <w:color w:val="1F2124"/>
+                <w:sz w:val="19"/>
+                <w:szCs w:val="19"/>
+              </w:rPr>
+              <w:t xml:space="preserve">50.8%</w:t>
+            </w:r>
+          </w:p>
+        </w:tc>
+        <w:tc>
+          <w:tcPr>
+            <w:tcW w:type="dxa" w:w="950"/>
+            <w:tcMar>
+              <w:top w:type="dxa" w:w="60"/>
+              <w:left w:type="dxa" w:w="100"/>
+              <w:bottom w:type="dxa" w:w="60"/>
+              <w:right w:type="dxa" w:w="100"/>
+            </w:tcMar>
+          </w:tcPr>
+          <w:p>
+            <w:pPr>
+              <w:jc w:val="right"/>
+            </w:pPr>
+            <w:r>
+              <w:rPr>
+                <w:rFonts w:ascii="Calibri" w:cs="Calibri" w:eastAsia="Calibri" w:hAnsi="Calibri"/>
+                <w:b w:val="false"/>
+                <w:bCs w:val="false"/>
+                <w:color w:val="1F2124"/>
+                <w:sz w:val="19"/>
+                <w:szCs w:val="19"/>
+              </w:rPr>
+              <w:t xml:space="preserve">50.8%</w:t>
+            </w:r>
+          </w:p>
+        </w:tc>
+        <w:tc>
+          <w:tcPr>
+            <w:tcW w:type="dxa" w:w="1750"/>
+            <w:tcMar>
+              <w:top w:type="dxa" w:w="60"/>
+              <w:left w:type="dxa" w:w="100"/>
+              <w:bottom w:type="dxa" w:w="60"/>
+              <w:right w:type="dxa" w:w="100"/>
+            </w:tcMar>
+          </w:tcPr>
+          <w:p>
+            <w:pPr>
+              <w:jc w:val="right"/>
+            </w:pPr>
+            <w:r>
+              <w:rPr>
+                <w:rFonts w:ascii="Calibri" w:cs="Calibri" w:eastAsia="Calibri" w:hAnsi="Calibri"/>
+                <w:b w:val="false"/>
+                <w:bCs w:val="false"/>
+                <w:color w:val="1F2124"/>
+                <w:sz w:val="19"/>
+                <w:szCs w:val="19"/>
+              </w:rPr>
+              <w:t xml:space="preserve">−240,457 BFT</w:t>
             </w:r>
           </w:p>
         </w:tc>
@@ -2342,61 +2369,34 @@
                 <w:sz w:val="19"/>
                 <w:szCs w:val="19"/>
               </w:rPr>
-              <w:t xml:space="preserve">−100%</w:t>
-            </w:r>
-          </w:p>
-        </w:tc>
-        <w:tc>
-          <w:tcPr>
-            <w:tcW w:type="dxa" w:w="1450"/>
-            <w:tcMar>
-              <w:top w:type="dxa" w:w="60"/>
-              <w:left w:type="dxa" w:w="100"/>
-              <w:bottom w:type="dxa" w:w="60"/>
-              <w:right w:type="dxa" w:w="100"/>
-            </w:tcMar>
-          </w:tcPr>
-          <w:p>
-            <w:pPr>
-              <w:jc w:val="left"/>
-            </w:pPr>
-            <w:r>
-              <w:rPr>
-                <w:rFonts w:ascii="Calibri" w:cs="Calibri" w:eastAsia="Calibri" w:hAnsi="Calibri"/>
-                <w:b w:val="false"/>
-                <w:bCs w:val="false"/>
-                <w:color w:val="1F2124"/>
-                <w:sz w:val="19"/>
-                <w:szCs w:val="19"/>
-              </w:rPr>
-              <w:t xml:space="preserve">Total shortage</w:t>
-            </w:r>
-          </w:p>
-        </w:tc>
-        <w:tc>
-          <w:tcPr>
-            <w:tcW w:type="dxa" w:w="1250"/>
-            <w:tcMar>
-              <w:top w:type="dxa" w:w="60"/>
-              <w:left w:type="dxa" w:w="100"/>
-              <w:bottom w:type="dxa" w:w="60"/>
-              <w:right w:type="dxa" w:w="100"/>
-            </w:tcMar>
-          </w:tcPr>
-          <w:p>
-            <w:pPr>
-              <w:jc w:val="left"/>
-            </w:pPr>
-            <w:r>
-              <w:rPr>
-                <w:rFonts w:ascii="Calibri" w:cs="Calibri" w:eastAsia="Calibri" w:hAnsi="Calibri"/>
-                <w:b w:val="false"/>
-                <w:bCs w:val="false"/>
-                <w:color w:val="1F2124"/>
-                <w:sz w:val="19"/>
-                <w:szCs w:val="19"/>
-              </w:rPr>
-              <w:t xml:space="preserve">PCS</w:t>
+              <w:t xml:space="preserve">−83%</w:t>
+            </w:r>
+          </w:p>
+        </w:tc>
+        <w:tc>
+          <w:tcPr>
+            <w:tcW w:type="dxa" w:w="1500"/>
+            <w:tcMar>
+              <w:top w:type="dxa" w:w="60"/>
+              <w:left w:type="dxa" w:w="100"/>
+              <w:bottom w:type="dxa" w:w="60"/>
+              <w:right w:type="dxa" w:w="100"/>
+            </w:tcMar>
+          </w:tcPr>
+          <w:p>
+            <w:pPr>
+              <w:jc w:val="left"/>
+            </w:pPr>
+            <w:r>
+              <w:rPr>
+                <w:rFonts w:ascii="Calibri" w:cs="Calibri" w:eastAsia="Calibri" w:hAnsi="Calibri"/>
+                <w:b w:val="false"/>
+                <w:bCs w:val="false"/>
+                <w:color w:val="1F2124"/>
+                <w:sz w:val="19"/>
+                <w:szCs w:val="19"/>
+              </w:rPr>
+              <w:t xml:space="preserve">Lumber</w:t>
             </w:r>
           </w:p>
         </w:tc>
@@ -2404,6 +2404,33 @@
       <w:tr>
         <w:tc>
           <w:tcPr>
+            <w:tcW w:type="dxa" w:w="2300"/>
+            <w:tcMar>
+              <w:top w:type="dxa" w:w="60"/>
+              <w:left w:type="dxa" w:w="100"/>
+              <w:bottom w:type="dxa" w:w="60"/>
+              <w:right w:type="dxa" w:w="100"/>
+            </w:tcMar>
+          </w:tcPr>
+          <w:p>
+            <w:pPr>
+              <w:jc w:val="left"/>
+            </w:pPr>
+            <w:r>
+              <w:rPr>
+                <w:rFonts w:ascii="Calibri" w:cs="Calibri" w:eastAsia="Calibri" w:hAnsi="Calibri"/>
+                <w:b/>
+                <w:bCs/>
+                <w:color w:val="1F2124"/>
+                <w:sz w:val="19"/>
+                <w:szCs w:val="19"/>
+              </w:rPr>
+              <w:t xml:space="preserve">LINICANR</w:t>
+            </w:r>
+          </w:p>
+        </w:tc>
+        <w:tc>
+          <w:tcPr>
             <w:tcW w:type="dxa" w:w="1450"/>
             <w:tcMar>
               <w:top w:type="dxa" w:w="60"/>
@@ -2414,87 +2441,6 @@
           </w:tcPr>
           <w:p>
             <w:pPr>
-              <w:jc w:val="left"/>
-            </w:pPr>
-            <w:r>
-              <w:rPr>
-                <w:rFonts w:ascii="Calibri" w:cs="Calibri" w:eastAsia="Calibri" w:hAnsi="Calibri"/>
-                <w:b/>
-                <w:bCs/>
-                <w:color w:val="1F2124"/>
-                <w:sz w:val="19"/>
-                <w:szCs w:val="19"/>
-              </w:rPr>
-              <w:t xml:space="preserve">BOTTLE-A</w:t>
-            </w:r>
-          </w:p>
-        </w:tc>
-        <w:tc>
-          <w:tcPr>
-            <w:tcW w:type="dxa" w:w="1650"/>
-            <w:tcMar>
-              <w:top w:type="dxa" w:w="60"/>
-              <w:left w:type="dxa" w:w="100"/>
-              <w:bottom w:type="dxa" w:w="60"/>
-              <w:right w:type="dxa" w:w="100"/>
-            </w:tcMar>
-          </w:tcPr>
-          <w:p>
-            <w:pPr>
-              <w:jc w:val="right"/>
-            </w:pPr>
-            <w:r>
-              <w:rPr>
-                <w:rFonts w:ascii="Calibri" w:cs="Calibri" w:eastAsia="Calibri" w:hAnsi="Calibri"/>
-                <w:b w:val="false"/>
-                <w:bCs w:val="false"/>
-                <w:color w:val="1F2124"/>
-                <w:sz w:val="19"/>
-                <w:szCs w:val="19"/>
-              </w:rPr>
-              <w:t xml:space="preserve">2,947</w:t>
-            </w:r>
-          </w:p>
-        </w:tc>
-        <w:tc>
-          <w:tcPr>
-            <w:tcW w:type="dxa" w:w="1550"/>
-            <w:tcMar>
-              <w:top w:type="dxa" w:w="60"/>
-              <w:left w:type="dxa" w:w="100"/>
-              <w:bottom w:type="dxa" w:w="60"/>
-              <w:right w:type="dxa" w:w="100"/>
-            </w:tcMar>
-          </w:tcPr>
-          <w:p>
-            <w:pPr>
-              <w:jc w:val="right"/>
-            </w:pPr>
-            <w:r>
-              <w:rPr>
-                <w:rFonts w:ascii="Calibri" w:cs="Calibri" w:eastAsia="Calibri" w:hAnsi="Calibri"/>
-                <w:b w:val="false"/>
-                <w:bCs w:val="false"/>
-                <w:color w:val="1F2124"/>
-                <w:sz w:val="19"/>
-                <w:szCs w:val="19"/>
-              </w:rPr>
-              <w:t xml:space="preserve">0</w:t>
-            </w:r>
-          </w:p>
-        </w:tc>
-        <w:tc>
-          <w:tcPr>
-            <w:tcW w:type="dxa" w:w="1550"/>
-            <w:tcMar>
-              <w:top w:type="dxa" w:w="60"/>
-              <w:left w:type="dxa" w:w="100"/>
-              <w:bottom w:type="dxa" w:w="60"/>
-              <w:right w:type="dxa" w:w="100"/>
-            </w:tcMar>
-          </w:tcPr>
-          <w:p>
-            <w:pPr>
               <w:jc w:val="right"/>
             </w:pPr>
             <w:r>
@@ -2506,7 +2452,88 @@
                 <w:sz w:val="19"/>
                 <w:szCs w:val="19"/>
               </w:rPr>
-              <w:t xml:space="preserve">−2,947</w:t>
+              <w:t xml:space="preserve">$58,944.81</w:t>
+            </w:r>
+          </w:p>
+        </w:tc>
+        <w:tc>
+          <w:tcPr>
+            <w:tcW w:type="dxa" w:w="950"/>
+            <w:tcMar>
+              <w:top w:type="dxa" w:w="60"/>
+              <w:left w:type="dxa" w:w="100"/>
+              <w:bottom w:type="dxa" w:w="60"/>
+              <w:right w:type="dxa" w:w="100"/>
+            </w:tcMar>
+          </w:tcPr>
+          <w:p>
+            <w:pPr>
+              <w:jc w:val="right"/>
+            </w:pPr>
+            <w:r>
+              <w:rPr>
+                <w:rFonts w:ascii="Calibri" w:cs="Calibri" w:eastAsia="Calibri" w:hAnsi="Calibri"/>
+                <w:b w:val="false"/>
+                <w:bCs w:val="false"/>
+                <w:color w:val="1F2124"/>
+                <w:sz w:val="19"/>
+                <w:szCs w:val="19"/>
+              </w:rPr>
+              <w:t xml:space="preserve">17.8%</w:t>
+            </w:r>
+          </w:p>
+        </w:tc>
+        <w:tc>
+          <w:tcPr>
+            <w:tcW w:type="dxa" w:w="950"/>
+            <w:tcMar>
+              <w:top w:type="dxa" w:w="60"/>
+              <w:left w:type="dxa" w:w="100"/>
+              <w:bottom w:type="dxa" w:w="60"/>
+              <w:right w:type="dxa" w:w="100"/>
+            </w:tcMar>
+          </w:tcPr>
+          <w:p>
+            <w:pPr>
+              <w:jc w:val="right"/>
+            </w:pPr>
+            <w:r>
+              <w:rPr>
+                <w:rFonts w:ascii="Calibri" w:cs="Calibri" w:eastAsia="Calibri" w:hAnsi="Calibri"/>
+                <w:b w:val="false"/>
+                <w:bCs w:val="false"/>
+                <w:color w:val="1F2124"/>
+                <w:sz w:val="19"/>
+                <w:szCs w:val="19"/>
+              </w:rPr>
+              <w:t xml:space="preserve">68.7%</w:t>
+            </w:r>
+          </w:p>
+        </w:tc>
+        <w:tc>
+          <w:tcPr>
+            <w:tcW w:type="dxa" w:w="1750"/>
+            <w:tcMar>
+              <w:top w:type="dxa" w:w="60"/>
+              <w:left w:type="dxa" w:w="100"/>
+              <w:bottom w:type="dxa" w:w="60"/>
+              <w:right w:type="dxa" w:w="100"/>
+            </w:tcMar>
+          </w:tcPr>
+          <w:p>
+            <w:pPr>
+              <w:jc w:val="right"/>
+            </w:pPr>
+            <w:r>
+              <w:rPr>
+                <w:rFonts w:ascii="Calibri" w:cs="Calibri" w:eastAsia="Calibri" w:hAnsi="Calibri"/>
+                <w:b w:val="false"/>
+                <w:bCs w:val="false"/>
+                <w:color w:val="1F2124"/>
+                <w:sz w:val="19"/>
+                <w:szCs w:val="19"/>
+              </w:rPr>
+              <w:t xml:space="preserve">−11,431,846 IN²</w:t>
             </w:r>
           </w:p>
         </w:tc>
@@ -2533,61 +2560,34 @@
                 <w:sz w:val="19"/>
                 <w:szCs w:val="19"/>
               </w:rPr>
-              <w:t xml:space="preserve">−100%</w:t>
-            </w:r>
-          </w:p>
-        </w:tc>
-        <w:tc>
-          <w:tcPr>
-            <w:tcW w:type="dxa" w:w="1450"/>
-            <w:tcMar>
-              <w:top w:type="dxa" w:w="60"/>
-              <w:left w:type="dxa" w:w="100"/>
-              <w:bottom w:type="dxa" w:w="60"/>
-              <w:right w:type="dxa" w:w="100"/>
-            </w:tcMar>
-          </w:tcPr>
-          <w:p>
-            <w:pPr>
-              <w:jc w:val="left"/>
-            </w:pPr>
-            <w:r>
-              <w:rPr>
-                <w:rFonts w:ascii="Calibri" w:cs="Calibri" w:eastAsia="Calibri" w:hAnsi="Calibri"/>
-                <w:b w:val="false"/>
-                <w:bCs w:val="false"/>
-                <w:color w:val="1F2124"/>
-                <w:sz w:val="19"/>
-                <w:szCs w:val="19"/>
-              </w:rPr>
-              <w:t xml:space="preserve">Total shortage</w:t>
-            </w:r>
-          </w:p>
-        </w:tc>
-        <w:tc>
-          <w:tcPr>
-            <w:tcW w:type="dxa" w:w="1250"/>
-            <w:tcMar>
-              <w:top w:type="dxa" w:w="60"/>
-              <w:left w:type="dxa" w:w="100"/>
-              <w:bottom w:type="dxa" w:w="60"/>
-              <w:right w:type="dxa" w:w="100"/>
-            </w:tcMar>
-          </w:tcPr>
-          <w:p>
-            <w:pPr>
-              <w:jc w:val="left"/>
-            </w:pPr>
-            <w:r>
-              <w:rPr>
-                <w:rFonts w:ascii="Calibri" w:cs="Calibri" w:eastAsia="Calibri" w:hAnsi="Calibri"/>
-                <w:b w:val="false"/>
-                <w:bCs w:val="false"/>
-                <w:color w:val="1F2124"/>
-                <w:sz w:val="19"/>
-                <w:szCs w:val="19"/>
-              </w:rPr>
-              <w:t xml:space="preserve">PCS</w:t>
+              <w:t xml:space="preserve">−97%</w:t>
+            </w:r>
+          </w:p>
+        </w:tc>
+        <w:tc>
+          <w:tcPr>
+            <w:tcW w:type="dxa" w:w="1500"/>
+            <w:tcMar>
+              <w:top w:type="dxa" w:w="60"/>
+              <w:left w:type="dxa" w:w="100"/>
+              <w:bottom w:type="dxa" w:w="60"/>
+              <w:right w:type="dxa" w:w="100"/>
+            </w:tcMar>
+          </w:tcPr>
+          <w:p>
+            <w:pPr>
+              <w:jc w:val="left"/>
+            </w:pPr>
+            <w:r>
+              <w:rPr>
+                <w:rFonts w:ascii="Calibri" w:cs="Calibri" w:eastAsia="Calibri" w:hAnsi="Calibri"/>
+                <w:b w:val="false"/>
+                <w:bCs w:val="false"/>
+                <w:color w:val="1F2124"/>
+                <w:sz w:val="19"/>
+                <w:szCs w:val="19"/>
+              </w:rPr>
+              <w:t xml:space="preserve">Linen fabric</w:t>
             </w:r>
           </w:p>
         </w:tc>
@@ -2595,6 +2595,33 @@
       <w:tr>
         <w:tc>
           <w:tcPr>
+            <w:tcW w:type="dxa" w:w="2300"/>
+            <w:tcMar>
+              <w:top w:type="dxa" w:w="60"/>
+              <w:left w:type="dxa" w:w="100"/>
+              <w:bottom w:type="dxa" w:w="60"/>
+              <w:right w:type="dxa" w:w="100"/>
+            </w:tcMar>
+          </w:tcPr>
+          <w:p>
+            <w:pPr>
+              <w:jc w:val="left"/>
+            </w:pPr>
+            <w:r>
+              <w:rPr>
+                <w:rFonts w:ascii="Calibri" w:cs="Calibri" w:eastAsia="Calibri" w:hAnsi="Calibri"/>
+                <w:b/>
+                <w:bCs/>
+                <w:color w:val="1F2124"/>
+                <w:sz w:val="19"/>
+                <w:szCs w:val="19"/>
+              </w:rPr>
+              <w:t xml:space="preserve">LINICANP</w:t>
+            </w:r>
+          </w:p>
+        </w:tc>
+        <w:tc>
+          <w:tcPr>
             <w:tcW w:type="dxa" w:w="1450"/>
             <w:tcMar>
               <w:top w:type="dxa" w:w="60"/>
@@ -2605,87 +2632,6 @@
           </w:tcPr>
           <w:p>
             <w:pPr>
-              <w:jc w:val="left"/>
-            </w:pPr>
-            <w:r>
-              <w:rPr>
-                <w:rFonts w:ascii="Calibri" w:cs="Calibri" w:eastAsia="Calibri" w:hAnsi="Calibri"/>
-                <w:b/>
-                <w:bCs/>
-                <w:color w:val="1F2124"/>
-                <w:sz w:val="19"/>
-                <w:szCs w:val="19"/>
-              </w:rPr>
-              <w:t xml:space="preserve">LINICANR</w:t>
-            </w:r>
-          </w:p>
-        </w:tc>
-        <w:tc>
-          <w:tcPr>
-            <w:tcW w:type="dxa" w:w="1650"/>
-            <w:tcMar>
-              <w:top w:type="dxa" w:w="60"/>
-              <w:left w:type="dxa" w:w="100"/>
-              <w:bottom w:type="dxa" w:w="60"/>
-              <w:right w:type="dxa" w:w="100"/>
-            </w:tcMar>
-          </w:tcPr>
-          <w:p>
-            <w:pPr>
-              <w:jc w:val="right"/>
-            </w:pPr>
-            <w:r>
-              <w:rPr>
-                <w:rFonts w:ascii="Calibri" w:cs="Calibri" w:eastAsia="Calibri" w:hAnsi="Calibri"/>
-                <w:b w:val="false"/>
-                <w:bCs w:val="false"/>
-                <w:color w:val="1F2124"/>
-                <w:sz w:val="19"/>
-                <w:szCs w:val="19"/>
-              </w:rPr>
-              <w:t xml:space="preserve">11,781,555.91</w:t>
-            </w:r>
-          </w:p>
-        </w:tc>
-        <w:tc>
-          <w:tcPr>
-            <w:tcW w:type="dxa" w:w="1550"/>
-            <w:tcMar>
-              <w:top w:type="dxa" w:w="60"/>
-              <w:left w:type="dxa" w:w="100"/>
-              <w:bottom w:type="dxa" w:w="60"/>
-              <w:right w:type="dxa" w:w="100"/>
-            </w:tcMar>
-          </w:tcPr>
-          <w:p>
-            <w:pPr>
-              <w:jc w:val="right"/>
-            </w:pPr>
-            <w:r>
-              <w:rPr>
-                <w:rFonts w:ascii="Calibri" w:cs="Calibri" w:eastAsia="Calibri" w:hAnsi="Calibri"/>
-                <w:b w:val="false"/>
-                <w:bCs w:val="false"/>
-                <w:color w:val="1F2124"/>
-                <w:sz w:val="19"/>
-                <w:szCs w:val="19"/>
-              </w:rPr>
-              <w:t xml:space="preserve">349,709.73</w:t>
-            </w:r>
-          </w:p>
-        </w:tc>
-        <w:tc>
-          <w:tcPr>
-            <w:tcW w:type="dxa" w:w="1550"/>
-            <w:tcMar>
-              <w:top w:type="dxa" w:w="60"/>
-              <w:left w:type="dxa" w:w="100"/>
-              <w:bottom w:type="dxa" w:w="60"/>
-              <w:right w:type="dxa" w:w="100"/>
-            </w:tcMar>
-          </w:tcPr>
-          <w:p>
-            <w:pPr>
               <w:jc w:val="right"/>
             </w:pPr>
             <w:r>
@@ -2697,7 +2643,88 @@
                 <w:sz w:val="19"/>
                 <w:szCs w:val="19"/>
               </w:rPr>
-              <w:t xml:space="preserve">−11,431,846.18</w:t>
+              <w:t xml:space="preserve">$56,630.93</w:t>
+            </w:r>
+          </w:p>
+        </w:tc>
+        <w:tc>
+          <w:tcPr>
+            <w:tcW w:type="dxa" w:w="950"/>
+            <w:tcMar>
+              <w:top w:type="dxa" w:w="60"/>
+              <w:left w:type="dxa" w:w="100"/>
+              <w:bottom w:type="dxa" w:w="60"/>
+              <w:right w:type="dxa" w:w="100"/>
+            </w:tcMar>
+          </w:tcPr>
+          <w:p>
+            <w:pPr>
+              <w:jc w:val="right"/>
+            </w:pPr>
+            <w:r>
+              <w:rPr>
+                <w:rFonts w:ascii="Calibri" w:cs="Calibri" w:eastAsia="Calibri" w:hAnsi="Calibri"/>
+                <w:b w:val="false"/>
+                <w:bCs w:val="false"/>
+                <w:color w:val="1F2124"/>
+                <w:sz w:val="19"/>
+                <w:szCs w:val="19"/>
+              </w:rPr>
+              <w:t xml:space="preserve">17.1%</w:t>
+            </w:r>
+          </w:p>
+        </w:tc>
+        <w:tc>
+          <w:tcPr>
+            <w:tcW w:type="dxa" w:w="950"/>
+            <w:tcMar>
+              <w:top w:type="dxa" w:w="60"/>
+              <w:left w:type="dxa" w:w="100"/>
+              <w:bottom w:type="dxa" w:w="60"/>
+              <w:right w:type="dxa" w:w="100"/>
+            </w:tcMar>
+          </w:tcPr>
+          <w:p>
+            <w:pPr>
+              <w:jc w:val="right"/>
+            </w:pPr>
+            <w:r>
+              <w:rPr>
+                <w:rFonts w:ascii="Calibri" w:cs="Calibri" w:eastAsia="Calibri" w:hAnsi="Calibri"/>
+                <w:b w:val="false"/>
+                <w:bCs w:val="false"/>
+                <w:color w:val="1F2124"/>
+                <w:sz w:val="19"/>
+                <w:szCs w:val="19"/>
+              </w:rPr>
+              <w:t xml:space="preserve">85.8%</w:t>
+            </w:r>
+          </w:p>
+        </w:tc>
+        <w:tc>
+          <w:tcPr>
+            <w:tcW w:type="dxa" w:w="1750"/>
+            <w:tcMar>
+              <w:top w:type="dxa" w:w="60"/>
+              <w:left w:type="dxa" w:w="100"/>
+              <w:bottom w:type="dxa" w:w="60"/>
+              <w:right w:type="dxa" w:w="100"/>
+            </w:tcMar>
+          </w:tcPr>
+          <w:p>
+            <w:pPr>
+              <w:jc w:val="right"/>
+            </w:pPr>
+            <w:r>
+              <w:rPr>
+                <w:rFonts w:ascii="Calibri" w:cs="Calibri" w:eastAsia="Calibri" w:hAnsi="Calibri"/>
+                <w:b w:val="false"/>
+                <w:bCs w:val="false"/>
+                <w:color w:val="1F2124"/>
+                <w:sz w:val="19"/>
+                <w:szCs w:val="19"/>
+              </w:rPr>
+              <w:t xml:space="preserve">−13,662,407 IN²</w:t>
             </w:r>
           </w:p>
         </w:tc>
@@ -2724,61 +2751,34 @@
                 <w:sz w:val="19"/>
                 <w:szCs w:val="19"/>
               </w:rPr>
-              <w:t xml:space="preserve">−97%</w:t>
-            </w:r>
-          </w:p>
-        </w:tc>
-        <w:tc>
-          <w:tcPr>
-            <w:tcW w:type="dxa" w:w="1450"/>
-            <w:tcMar>
-              <w:top w:type="dxa" w:w="60"/>
-              <w:left w:type="dxa" w:w="100"/>
-              <w:bottom w:type="dxa" w:w="60"/>
-              <w:right w:type="dxa" w:w="100"/>
-            </w:tcMar>
-          </w:tcPr>
-          <w:p>
-            <w:pPr>
-              <w:jc w:val="left"/>
-            </w:pPr>
-            <w:r>
-              <w:rPr>
-                <w:rFonts w:ascii="Calibri" w:cs="Calibri" w:eastAsia="Calibri" w:hAnsi="Calibri"/>
-                <w:b w:val="false"/>
-                <w:bCs w:val="false"/>
-                <w:color w:val="1F2124"/>
-                <w:sz w:val="19"/>
-                <w:szCs w:val="19"/>
-              </w:rPr>
-              <w:t xml:space="preserve">Shortage</w:t>
-            </w:r>
-          </w:p>
-        </w:tc>
-        <w:tc>
-          <w:tcPr>
-            <w:tcW w:type="dxa" w:w="1250"/>
-            <w:tcMar>
-              <w:top w:type="dxa" w:w="60"/>
-              <w:left w:type="dxa" w:w="100"/>
-              <w:bottom w:type="dxa" w:w="60"/>
-              <w:right w:type="dxa" w:w="100"/>
-            </w:tcMar>
-          </w:tcPr>
-          <w:p>
-            <w:pPr>
-              <w:jc w:val="left"/>
-            </w:pPr>
-            <w:r>
-              <w:rPr>
-                <w:rFonts w:ascii="Calibri" w:cs="Calibri" w:eastAsia="Calibri" w:hAnsi="Calibri"/>
-                <w:b w:val="false"/>
-                <w:bCs w:val="false"/>
-                <w:color w:val="1F2124"/>
-                <w:sz w:val="19"/>
-                <w:szCs w:val="19"/>
-              </w:rPr>
-              <w:t xml:space="preserve">IN²</w:t>
+              <w:t xml:space="preserve">−92%</w:t>
+            </w:r>
+          </w:p>
+        </w:tc>
+        <w:tc>
+          <w:tcPr>
+            <w:tcW w:type="dxa" w:w="1500"/>
+            <w:tcMar>
+              <w:top w:type="dxa" w:w="60"/>
+              <w:left w:type="dxa" w:w="100"/>
+              <w:bottom w:type="dxa" w:w="60"/>
+              <w:right w:type="dxa" w:w="100"/>
+            </w:tcMar>
+          </w:tcPr>
+          <w:p>
+            <w:pPr>
+              <w:jc w:val="left"/>
+            </w:pPr>
+            <w:r>
+              <w:rPr>
+                <w:rFonts w:ascii="Calibri" w:cs="Calibri" w:eastAsia="Calibri" w:hAnsi="Calibri"/>
+                <w:b w:val="false"/>
+                <w:bCs w:val="false"/>
+                <w:color w:val="1F2124"/>
+                <w:sz w:val="19"/>
+                <w:szCs w:val="19"/>
+              </w:rPr>
+              <w:t xml:space="preserve">Linen fabric</w:t>
             </w:r>
           </w:p>
         </w:tc>
@@ -2786,6 +2786,33 @@
       <w:tr>
         <w:tc>
           <w:tcPr>
+            <w:tcW w:type="dxa" w:w="2300"/>
+            <w:tcMar>
+              <w:top w:type="dxa" w:w="60"/>
+              <w:left w:type="dxa" w:w="100"/>
+              <w:bottom w:type="dxa" w:w="60"/>
+              <w:right w:type="dxa" w:w="100"/>
+            </w:tcMar>
+          </w:tcPr>
+          <w:p>
+            <w:pPr>
+              <w:jc w:val="left"/>
+            </w:pPr>
+            <w:r>
+              <w:rPr>
+                <w:rFonts w:ascii="Calibri" w:cs="Calibri" w:eastAsia="Calibri" w:hAnsi="Calibri"/>
+                <w:b/>
+                <w:bCs/>
+                <w:color w:val="1F2124"/>
+                <w:sz w:val="19"/>
+                <w:szCs w:val="19"/>
+              </w:rPr>
+              <w:t xml:space="preserve">COT group (COTDCANP + COTICANP + COTICANR, net)</w:t>
+            </w:r>
+          </w:p>
+        </w:tc>
+        <w:tc>
+          <w:tcPr>
             <w:tcW w:type="dxa" w:w="1450"/>
             <w:tcMar>
               <w:top w:type="dxa" w:w="60"/>
@@ -2796,87 +2823,6 @@
           </w:tcPr>
           <w:p>
             <w:pPr>
-              <w:jc w:val="left"/>
-            </w:pPr>
-            <w:r>
-              <w:rPr>
-                <w:rFonts w:ascii="Calibri" w:cs="Calibri" w:eastAsia="Calibri" w:hAnsi="Calibri"/>
-                <w:b/>
-                <w:bCs/>
-                <w:color w:val="1F2124"/>
-                <w:sz w:val="19"/>
-                <w:szCs w:val="19"/>
-              </w:rPr>
-              <w:t xml:space="preserve">LINICANP</w:t>
-            </w:r>
-          </w:p>
-        </w:tc>
-        <w:tc>
-          <w:tcPr>
-            <w:tcW w:type="dxa" w:w="1650"/>
-            <w:tcMar>
-              <w:top w:type="dxa" w:w="60"/>
-              <w:left w:type="dxa" w:w="100"/>
-              <w:bottom w:type="dxa" w:w="60"/>
-              <w:right w:type="dxa" w:w="100"/>
-            </w:tcMar>
-          </w:tcPr>
-          <w:p>
-            <w:pPr>
-              <w:jc w:val="right"/>
-            </w:pPr>
-            <w:r>
-              <w:rPr>
-                <w:rFonts w:ascii="Calibri" w:cs="Calibri" w:eastAsia="Calibri" w:hAnsi="Calibri"/>
-                <w:b w:val="false"/>
-                <w:bCs w:val="false"/>
-                <w:color w:val="1F2124"/>
-                <w:sz w:val="19"/>
-                <w:szCs w:val="19"/>
-              </w:rPr>
-              <w:t xml:space="preserve">14,841,823.29</w:t>
-            </w:r>
-          </w:p>
-        </w:tc>
-        <w:tc>
-          <w:tcPr>
-            <w:tcW w:type="dxa" w:w="1550"/>
-            <w:tcMar>
-              <w:top w:type="dxa" w:w="60"/>
-              <w:left w:type="dxa" w:w="100"/>
-              <w:bottom w:type="dxa" w:w="60"/>
-              <w:right w:type="dxa" w:w="100"/>
-            </w:tcMar>
-          </w:tcPr>
-          <w:p>
-            <w:pPr>
-              <w:jc w:val="right"/>
-            </w:pPr>
-            <w:r>
-              <w:rPr>
-                <w:rFonts w:ascii="Calibri" w:cs="Calibri" w:eastAsia="Calibri" w:hAnsi="Calibri"/>
-                <w:b w:val="false"/>
-                <w:bCs w:val="false"/>
-                <w:color w:val="1F2124"/>
-                <w:sz w:val="19"/>
-                <w:szCs w:val="19"/>
-              </w:rPr>
-              <w:t xml:space="preserve">1,179,416.77</w:t>
-            </w:r>
-          </w:p>
-        </w:tc>
-        <w:tc>
-          <w:tcPr>
-            <w:tcW w:type="dxa" w:w="1550"/>
-            <w:tcMar>
-              <w:top w:type="dxa" w:w="60"/>
-              <w:left w:type="dxa" w:w="100"/>
-              <w:bottom w:type="dxa" w:w="60"/>
-              <w:right w:type="dxa" w:w="100"/>
-            </w:tcMar>
-          </w:tcPr>
-          <w:p>
-            <w:pPr>
               <w:jc w:val="right"/>
             </w:pPr>
             <w:r>
@@ -2888,7 +2834,88 @@
                 <w:sz w:val="19"/>
                 <w:szCs w:val="19"/>
               </w:rPr>
-              <w:t xml:space="preserve">−13,662,406.52</w:t>
+              <w:t xml:space="preserve">$29,069.44</w:t>
+            </w:r>
+          </w:p>
+        </w:tc>
+        <w:tc>
+          <w:tcPr>
+            <w:tcW w:type="dxa" w:w="950"/>
+            <w:tcMar>
+              <w:top w:type="dxa" w:w="60"/>
+              <w:left w:type="dxa" w:w="100"/>
+              <w:bottom w:type="dxa" w:w="60"/>
+              <w:right w:type="dxa" w:w="100"/>
+            </w:tcMar>
+          </w:tcPr>
+          <w:p>
+            <w:pPr>
+              <w:jc w:val="right"/>
+            </w:pPr>
+            <w:r>
+              <w:rPr>
+                <w:rFonts w:ascii="Calibri" w:cs="Calibri" w:eastAsia="Calibri" w:hAnsi="Calibri"/>
+                <w:b w:val="false"/>
+                <w:bCs w:val="false"/>
+                <w:color w:val="1F2124"/>
+                <w:sz w:val="19"/>
+                <w:szCs w:val="19"/>
+              </w:rPr>
+              <w:t xml:space="preserve">8.8%</w:t>
+            </w:r>
+          </w:p>
+        </w:tc>
+        <w:tc>
+          <w:tcPr>
+            <w:tcW w:type="dxa" w:w="950"/>
+            <w:tcMar>
+              <w:top w:type="dxa" w:w="60"/>
+              <w:left w:type="dxa" w:w="100"/>
+              <w:bottom w:type="dxa" w:w="60"/>
+              <w:right w:type="dxa" w:w="100"/>
+            </w:tcMar>
+          </w:tcPr>
+          <w:p>
+            <w:pPr>
+              <w:jc w:val="right"/>
+            </w:pPr>
+            <w:r>
+              <w:rPr>
+                <w:rFonts w:ascii="Calibri" w:cs="Calibri" w:eastAsia="Calibri" w:hAnsi="Calibri"/>
+                <w:b w:val="false"/>
+                <w:bCs w:val="false"/>
+                <w:color w:val="1F2124"/>
+                <w:sz w:val="19"/>
+                <w:szCs w:val="19"/>
+              </w:rPr>
+              <w:t xml:space="preserve">94.6%</w:t>
+            </w:r>
+          </w:p>
+        </w:tc>
+        <w:tc>
+          <w:tcPr>
+            <w:tcW w:type="dxa" w:w="1750"/>
+            <w:tcMar>
+              <w:top w:type="dxa" w:w="60"/>
+              <w:left w:type="dxa" w:w="100"/>
+              <w:bottom w:type="dxa" w:w="60"/>
+              <w:right w:type="dxa" w:w="100"/>
+            </w:tcMar>
+          </w:tcPr>
+          <w:p>
+            <w:pPr>
+              <w:jc w:val="right"/>
+            </w:pPr>
+            <w:r>
+              <w:rPr>
+                <w:rFonts w:ascii="Calibri" w:cs="Calibri" w:eastAsia="Calibri" w:hAnsi="Calibri"/>
+                <w:b w:val="false"/>
+                <w:bCs w:val="false"/>
+                <w:color w:val="1F2124"/>
+                <w:sz w:val="19"/>
+                <w:szCs w:val="19"/>
+              </w:rPr>
+              <w:t xml:space="preserve">−24,609,214 IN²</w:t>
             </w:r>
           </w:p>
         </w:tc>
@@ -2915,61 +2942,34 @@
                 <w:sz w:val="19"/>
                 <w:szCs w:val="19"/>
               </w:rPr>
-              <w:t xml:space="preserve">−92%</w:t>
-            </w:r>
-          </w:p>
-        </w:tc>
-        <w:tc>
-          <w:tcPr>
-            <w:tcW w:type="dxa" w:w="1450"/>
-            <w:tcMar>
-              <w:top w:type="dxa" w:w="60"/>
-              <w:left w:type="dxa" w:w="100"/>
-              <w:bottom w:type="dxa" w:w="60"/>
-              <w:right w:type="dxa" w:w="100"/>
-            </w:tcMar>
-          </w:tcPr>
-          <w:p>
-            <w:pPr>
-              <w:jc w:val="left"/>
-            </w:pPr>
-            <w:r>
-              <w:rPr>
-                <w:rFonts w:ascii="Calibri" w:cs="Calibri" w:eastAsia="Calibri" w:hAnsi="Calibri"/>
-                <w:b w:val="false"/>
-                <w:bCs w:val="false"/>
-                <w:color w:val="1F2124"/>
-                <w:sz w:val="19"/>
-                <w:szCs w:val="19"/>
-              </w:rPr>
-              <w:t xml:space="preserve">Shortage</w:t>
-            </w:r>
-          </w:p>
-        </w:tc>
-        <w:tc>
-          <w:tcPr>
-            <w:tcW w:type="dxa" w:w="1250"/>
-            <w:tcMar>
-              <w:top w:type="dxa" w:w="60"/>
-              <w:left w:type="dxa" w:w="100"/>
-              <w:bottom w:type="dxa" w:w="60"/>
-              <w:right w:type="dxa" w:w="100"/>
-            </w:tcMar>
-          </w:tcPr>
-          <w:p>
-            <w:pPr>
-              <w:jc w:val="left"/>
-            </w:pPr>
-            <w:r>
-              <w:rPr>
-                <w:rFonts w:ascii="Calibri" w:cs="Calibri" w:eastAsia="Calibri" w:hAnsi="Calibri"/>
-                <w:b w:val="false"/>
-                <w:bCs w:val="false"/>
-                <w:color w:val="1F2124"/>
-                <w:sz w:val="19"/>
-                <w:szCs w:val="19"/>
-              </w:rPr>
-              <w:t xml:space="preserve">IN²</w:t>
+              <w:t xml:space="preserve">−32%</w:t>
+            </w:r>
+          </w:p>
+        </w:tc>
+        <w:tc>
+          <w:tcPr>
+            <w:tcW w:type="dxa" w:w="1500"/>
+            <w:tcMar>
+              <w:top w:type="dxa" w:w="60"/>
+              <w:left w:type="dxa" w:w="100"/>
+              <w:bottom w:type="dxa" w:w="60"/>
+              <w:right w:type="dxa" w:w="100"/>
+            </w:tcMar>
+          </w:tcPr>
+          <w:p>
+            <w:pPr>
+              <w:jc w:val="left"/>
+            </w:pPr>
+            <w:r>
+              <w:rPr>
+                <w:rFonts w:ascii="Calibri" w:cs="Calibri" w:eastAsia="Calibri" w:hAnsi="Calibri"/>
+                <w:b w:val="false"/>
+                <w:bCs w:val="false"/>
+                <w:color w:val="1F2124"/>
+                <w:sz w:val="19"/>
+                <w:szCs w:val="19"/>
+              </w:rPr>
+              <w:t xml:space="preserve">Cotton fabric (net)</w:t>
             </w:r>
           </w:p>
         </w:tc>
@@ -2977,6 +2977,33 @@
       <w:tr>
         <w:tc>
           <w:tcPr>
+            <w:tcW w:type="dxa" w:w="2300"/>
+            <w:tcMar>
+              <w:top w:type="dxa" w:w="60"/>
+              <w:left w:type="dxa" w:w="100"/>
+              <w:bottom w:type="dxa" w:w="60"/>
+              <w:right w:type="dxa" w:w="100"/>
+            </w:tcMar>
+          </w:tcPr>
+          <w:p>
+            <w:pPr>
+              <w:jc w:val="left"/>
+            </w:pPr>
+            <w:r>
+              <w:rPr>
+                <w:rFonts w:ascii="Calibri" w:cs="Calibri" w:eastAsia="Calibri" w:hAnsi="Calibri"/>
+                <w:b/>
+                <w:bCs/>
+                <w:color w:val="1F2124"/>
+                <w:sz w:val="19"/>
+                <w:szCs w:val="19"/>
+              </w:rPr>
+              <w:t xml:space="preserve">CHIPCARD</w:t>
+            </w:r>
+          </w:p>
+        </w:tc>
+        <w:tc>
+          <w:tcPr>
             <w:tcW w:type="dxa" w:w="1450"/>
             <w:tcMar>
               <w:top w:type="dxa" w:w="60"/>
@@ -2987,99 +3014,99 @@
           </w:tcPr>
           <w:p>
             <w:pPr>
-              <w:jc w:val="left"/>
-            </w:pPr>
-            <w:r>
-              <w:rPr>
-                <w:rFonts w:ascii="Calibri" w:cs="Calibri" w:eastAsia="Calibri" w:hAnsi="Calibri"/>
-                <w:b/>
-                <w:bCs/>
-                <w:color w:val="1F2124"/>
-                <w:sz w:val="19"/>
-                <w:szCs w:val="19"/>
-              </w:rPr>
-              <w:t xml:space="preserve">COTICANP</w:t>
-            </w:r>
-          </w:p>
-        </w:tc>
-        <w:tc>
-          <w:tcPr>
-            <w:tcW w:type="dxa" w:w="1650"/>
-            <w:tcMar>
-              <w:top w:type="dxa" w:w="60"/>
-              <w:left w:type="dxa" w:w="100"/>
-              <w:bottom w:type="dxa" w:w="60"/>
-              <w:right w:type="dxa" w:w="100"/>
-            </w:tcMar>
-          </w:tcPr>
-          <w:p>
-            <w:pPr>
-              <w:jc w:val="right"/>
-            </w:pPr>
-            <w:r>
-              <w:rPr>
-                <w:rFonts w:ascii="Calibri" w:cs="Calibri" w:eastAsia="Calibri" w:hAnsi="Calibri"/>
-                <w:b w:val="false"/>
-                <w:bCs w:val="false"/>
-                <w:color w:val="1F2124"/>
-                <w:sz w:val="19"/>
-                <w:szCs w:val="19"/>
-              </w:rPr>
-              <w:t xml:space="preserve">0</w:t>
-            </w:r>
-          </w:p>
-        </w:tc>
-        <w:tc>
-          <w:tcPr>
-            <w:tcW w:type="dxa" w:w="1550"/>
-            <w:tcMar>
-              <w:top w:type="dxa" w:w="60"/>
-              <w:left w:type="dxa" w:w="100"/>
-              <w:bottom w:type="dxa" w:w="60"/>
-              <w:right w:type="dxa" w:w="100"/>
-            </w:tcMar>
-          </w:tcPr>
-          <w:p>
-            <w:pPr>
-              <w:jc w:val="right"/>
-            </w:pPr>
-            <w:r>
-              <w:rPr>
-                <w:rFonts w:ascii="Calibri" w:cs="Calibri" w:eastAsia="Calibri" w:hAnsi="Calibri"/>
-                <w:b w:val="false"/>
-                <w:bCs w:val="false"/>
-                <w:color w:val="1F2124"/>
-                <w:sz w:val="19"/>
-                <w:szCs w:val="19"/>
-              </w:rPr>
-              <w:t xml:space="preserve">17,371,388.60</w:t>
-            </w:r>
-          </w:p>
-        </w:tc>
-        <w:tc>
-          <w:tcPr>
-            <w:tcW w:type="dxa" w:w="1550"/>
-            <w:tcMar>
-              <w:top w:type="dxa" w:w="60"/>
-              <w:left w:type="dxa" w:w="100"/>
-              <w:bottom w:type="dxa" w:w="60"/>
-              <w:right w:type="dxa" w:w="100"/>
-            </w:tcMar>
-          </w:tcPr>
-          <w:p>
-            <w:pPr>
-              <w:jc w:val="right"/>
-            </w:pPr>
-            <w:r>
-              <w:rPr>
-                <w:rFonts w:ascii="Calibri" w:cs="Calibri" w:eastAsia="Calibri" w:hAnsi="Calibri"/>
-                <w:b/>
-                <w:bCs/>
-                <w:color w:val="8A5A00"/>
-                <w:sz w:val="19"/>
-                <w:szCs w:val="19"/>
-              </w:rPr>
-              <w:t xml:space="preserve">+17,371,388.60</w:t>
+              <w:jc w:val="right"/>
+            </w:pPr>
+            <w:r>
+              <w:rPr>
+                <w:rFonts w:ascii="Calibri" w:cs="Calibri" w:eastAsia="Calibri" w:hAnsi="Calibri"/>
+                <w:b/>
+                <w:bCs/>
+                <w:color w:val="9A1001"/>
+                <w:sz w:val="19"/>
+                <w:szCs w:val="19"/>
+              </w:rPr>
+              <w:t xml:space="preserve">$7,302.48</w:t>
+            </w:r>
+          </w:p>
+        </w:tc>
+        <w:tc>
+          <w:tcPr>
+            <w:tcW w:type="dxa" w:w="950"/>
+            <w:tcMar>
+              <w:top w:type="dxa" w:w="60"/>
+              <w:left w:type="dxa" w:w="100"/>
+              <w:bottom w:type="dxa" w:w="60"/>
+              <w:right w:type="dxa" w:w="100"/>
+            </w:tcMar>
+          </w:tcPr>
+          <w:p>
+            <w:pPr>
+              <w:jc w:val="right"/>
+            </w:pPr>
+            <w:r>
+              <w:rPr>
+                <w:rFonts w:ascii="Calibri" w:cs="Calibri" w:eastAsia="Calibri" w:hAnsi="Calibri"/>
+                <w:b w:val="false"/>
+                <w:bCs w:val="false"/>
+                <w:color w:val="1F2124"/>
+                <w:sz w:val="19"/>
+                <w:szCs w:val="19"/>
+              </w:rPr>
+              <w:t xml:space="preserve">2.2%</w:t>
+            </w:r>
+          </w:p>
+        </w:tc>
+        <w:tc>
+          <w:tcPr>
+            <w:tcW w:type="dxa" w:w="950"/>
+            <w:tcMar>
+              <w:top w:type="dxa" w:w="60"/>
+              <w:left w:type="dxa" w:w="100"/>
+              <w:bottom w:type="dxa" w:w="60"/>
+              <w:right w:type="dxa" w:w="100"/>
+            </w:tcMar>
+          </w:tcPr>
+          <w:p>
+            <w:pPr>
+              <w:jc w:val="right"/>
+            </w:pPr>
+            <w:r>
+              <w:rPr>
+                <w:rFonts w:ascii="Calibri" w:cs="Calibri" w:eastAsia="Calibri" w:hAnsi="Calibri"/>
+                <w:b w:val="false"/>
+                <w:bCs w:val="false"/>
+                <w:color w:val="1F2124"/>
+                <w:sz w:val="19"/>
+                <w:szCs w:val="19"/>
+              </w:rPr>
+              <w:t xml:space="preserve">96.8%</w:t>
+            </w:r>
+          </w:p>
+        </w:tc>
+        <w:tc>
+          <w:tcPr>
+            <w:tcW w:type="dxa" w:w="1750"/>
+            <w:tcMar>
+              <w:top w:type="dxa" w:w="60"/>
+              <w:left w:type="dxa" w:w="100"/>
+              <w:bottom w:type="dxa" w:w="60"/>
+              <w:right w:type="dxa" w:w="100"/>
+            </w:tcMar>
+          </w:tcPr>
+          <w:p>
+            <w:pPr>
+              <w:jc w:val="right"/>
+            </w:pPr>
+            <w:r>
+              <w:rPr>
+                <w:rFonts w:ascii="Calibri" w:cs="Calibri" w:eastAsia="Calibri" w:hAnsi="Calibri"/>
+                <w:b w:val="false"/>
+                <w:bCs w:val="false"/>
+                <w:color w:val="1F2124"/>
+                <w:sz w:val="19"/>
+                <w:szCs w:val="19"/>
+              </w:rPr>
+              <w:t xml:space="preserve">−887 PCS</w:t>
             </w:r>
           </w:p>
         </w:tc>
@@ -3106,61 +3133,34 @@
                 <w:sz w:val="19"/>
                 <w:szCs w:val="19"/>
               </w:rPr>
-              <w:t xml:space="preserve">no bal.</w:t>
-            </w:r>
-          </w:p>
-        </w:tc>
-        <w:tc>
-          <w:tcPr>
-            <w:tcW w:type="dxa" w:w="1450"/>
-            <w:tcMar>
-              <w:top w:type="dxa" w:w="60"/>
-              <w:left w:type="dxa" w:w="100"/>
-              <w:bottom w:type="dxa" w:w="60"/>
-              <w:right w:type="dxa" w:w="100"/>
-            </w:tcMar>
-          </w:tcPr>
-          <w:p>
-            <w:pPr>
-              <w:jc w:val="left"/>
-            </w:pPr>
-            <w:r>
-              <w:rPr>
-                <w:rFonts w:ascii="Calibri" w:cs="Calibri" w:eastAsia="Calibri" w:hAnsi="Calibri"/>
-                <w:b w:val="false"/>
-                <w:bCs w:val="false"/>
-                <w:color w:val="1F2124"/>
-                <w:sz w:val="19"/>
-                <w:szCs w:val="19"/>
-              </w:rPr>
-              <w:t xml:space="preserve">Unrecorded</w:t>
-            </w:r>
-          </w:p>
-        </w:tc>
-        <w:tc>
-          <w:tcPr>
-            <w:tcW w:type="dxa" w:w="1250"/>
-            <w:tcMar>
-              <w:top w:type="dxa" w:w="60"/>
-              <w:left w:type="dxa" w:w="100"/>
-              <w:bottom w:type="dxa" w:w="60"/>
-              <w:right w:type="dxa" w:w="100"/>
-            </w:tcMar>
-          </w:tcPr>
-          <w:p>
-            <w:pPr>
-              <w:jc w:val="left"/>
-            </w:pPr>
-            <w:r>
-              <w:rPr>
-                <w:rFonts w:ascii="Calibri" w:cs="Calibri" w:eastAsia="Calibri" w:hAnsi="Calibri"/>
-                <w:b w:val="false"/>
-                <w:bCs w:val="false"/>
-                <w:color w:val="1F2124"/>
-                <w:sz w:val="19"/>
-                <w:szCs w:val="19"/>
-              </w:rPr>
-              <w:t xml:space="preserve">IN²</w:t>
+              <w:t xml:space="preserve">−58%</w:t>
+            </w:r>
+          </w:p>
+        </w:tc>
+        <w:tc>
+          <w:tcPr>
+            <w:tcW w:type="dxa" w:w="1500"/>
+            <w:tcMar>
+              <w:top w:type="dxa" w:w="60"/>
+              <w:left w:type="dxa" w:w="100"/>
+              <w:bottom w:type="dxa" w:w="60"/>
+              <w:right w:type="dxa" w:w="100"/>
+            </w:tcMar>
+          </w:tcPr>
+          <w:p>
+            <w:pPr>
+              <w:jc w:val="left"/>
+            </w:pPr>
+            <w:r>
+              <w:rPr>
+                <w:rFonts w:ascii="Calibri" w:cs="Calibri" w:eastAsia="Calibri" w:hAnsi="Calibri"/>
+                <w:b w:val="false"/>
+                <w:bCs w:val="false"/>
+                <w:color w:val="1F2124"/>
+                <w:sz w:val="19"/>
+                <w:szCs w:val="19"/>
+              </w:rPr>
+              <w:t xml:space="preserve">Chipboard</w:t>
             </w:r>
           </w:p>
         </w:tc>
@@ -3168,6 +3168,33 @@
       <w:tr>
         <w:tc>
           <w:tcPr>
+            <w:tcW w:type="dxa" w:w="2300"/>
+            <w:tcMar>
+              <w:top w:type="dxa" w:w="60"/>
+              <w:left w:type="dxa" w:w="100"/>
+              <w:bottom w:type="dxa" w:w="60"/>
+              <w:right w:type="dxa" w:w="100"/>
+            </w:tcMar>
+          </w:tcPr>
+          <w:p>
+            <w:pPr>
+              <w:jc w:val="left"/>
+            </w:pPr>
+            <w:r>
+              <w:rPr>
+                <w:rFonts w:ascii="Calibri" w:cs="Calibri" w:eastAsia="Calibri" w:hAnsi="Calibri"/>
+                <w:b/>
+                <w:bCs/>
+                <w:color w:val="1F2124"/>
+                <w:sz w:val="19"/>
+                <w:szCs w:val="19"/>
+              </w:rPr>
+              <w:t xml:space="preserve">BOX-CORR</w:t>
+            </w:r>
+          </w:p>
+        </w:tc>
+        <w:tc>
+          <w:tcPr>
             <w:tcW w:type="dxa" w:w="1450"/>
             <w:tcMar>
               <w:top w:type="dxa" w:w="60"/>
@@ -3178,99 +3205,99 @@
           </w:tcPr>
           <w:p>
             <w:pPr>
-              <w:jc w:val="left"/>
-            </w:pPr>
-            <w:r>
-              <w:rPr>
-                <w:rFonts w:ascii="Calibri" w:cs="Calibri" w:eastAsia="Calibri" w:hAnsi="Calibri"/>
-                <w:b/>
-                <w:bCs/>
-                <w:color w:val="1F2124"/>
-                <w:sz w:val="19"/>
-                <w:szCs w:val="19"/>
-              </w:rPr>
-              <w:t xml:space="preserve">LABEL-PAPER</w:t>
-            </w:r>
-          </w:p>
-        </w:tc>
-        <w:tc>
-          <w:tcPr>
-            <w:tcW w:type="dxa" w:w="1650"/>
-            <w:tcMar>
-              <w:top w:type="dxa" w:w="60"/>
-              <w:left w:type="dxa" w:w="100"/>
-              <w:bottom w:type="dxa" w:w="60"/>
-              <w:right w:type="dxa" w:w="100"/>
-            </w:tcMar>
-          </w:tcPr>
-          <w:p>
-            <w:pPr>
-              <w:jc w:val="right"/>
-            </w:pPr>
-            <w:r>
-              <w:rPr>
-                <w:rFonts w:ascii="Calibri" w:cs="Calibri" w:eastAsia="Calibri" w:hAnsi="Calibri"/>
-                <w:b w:val="false"/>
-                <w:bCs w:val="false"/>
-                <w:color w:val="1F2124"/>
-                <w:sz w:val="19"/>
-                <w:szCs w:val="19"/>
-              </w:rPr>
-              <w:t xml:space="preserve">106,629.99</w:t>
-            </w:r>
-          </w:p>
-        </w:tc>
-        <w:tc>
-          <w:tcPr>
-            <w:tcW w:type="dxa" w:w="1550"/>
-            <w:tcMar>
-              <w:top w:type="dxa" w:w="60"/>
-              <w:left w:type="dxa" w:w="100"/>
-              <w:bottom w:type="dxa" w:w="60"/>
-              <w:right w:type="dxa" w:w="100"/>
-            </w:tcMar>
-          </w:tcPr>
-          <w:p>
-            <w:pPr>
-              <w:jc w:val="right"/>
-            </w:pPr>
-            <w:r>
-              <w:rPr>
-                <w:rFonts w:ascii="Calibri" w:cs="Calibri" w:eastAsia="Calibri" w:hAnsi="Calibri"/>
-                <w:b w:val="false"/>
-                <w:bCs w:val="false"/>
-                <w:color w:val="1F2124"/>
-                <w:sz w:val="19"/>
-                <w:szCs w:val="19"/>
-              </w:rPr>
-              <w:t xml:space="preserve">217,324</w:t>
-            </w:r>
-          </w:p>
-        </w:tc>
-        <w:tc>
-          <w:tcPr>
-            <w:tcW w:type="dxa" w:w="1550"/>
-            <w:tcMar>
-              <w:top w:type="dxa" w:w="60"/>
-              <w:left w:type="dxa" w:w="100"/>
-              <w:bottom w:type="dxa" w:w="60"/>
-              <w:right w:type="dxa" w:w="100"/>
-            </w:tcMar>
-          </w:tcPr>
-          <w:p>
-            <w:pPr>
-              <w:jc w:val="right"/>
-            </w:pPr>
-            <w:r>
-              <w:rPr>
-                <w:rFonts w:ascii="Calibri" w:cs="Calibri" w:eastAsia="Calibri" w:hAnsi="Calibri"/>
-                <w:b/>
-                <w:bCs/>
-                <w:color w:val="8A5A00"/>
-                <w:sz w:val="19"/>
-                <w:szCs w:val="19"/>
-              </w:rPr>
-              <w:t xml:space="preserve">+110,694.01</w:t>
+              <w:jc w:val="right"/>
+            </w:pPr>
+            <w:r>
+              <w:rPr>
+                <w:rFonts w:ascii="Calibri" w:cs="Calibri" w:eastAsia="Calibri" w:hAnsi="Calibri"/>
+                <w:b/>
+                <w:bCs/>
+                <w:color w:val="9A1001"/>
+                <w:sz w:val="19"/>
+                <w:szCs w:val="19"/>
+              </w:rPr>
+              <w:t xml:space="preserve">$4,171.67</w:t>
+            </w:r>
+          </w:p>
+        </w:tc>
+        <w:tc>
+          <w:tcPr>
+            <w:tcW w:type="dxa" w:w="950"/>
+            <w:tcMar>
+              <w:top w:type="dxa" w:w="60"/>
+              <w:left w:type="dxa" w:w="100"/>
+              <w:bottom w:type="dxa" w:w="60"/>
+              <w:right w:type="dxa" w:w="100"/>
+            </w:tcMar>
+          </w:tcPr>
+          <w:p>
+            <w:pPr>
+              <w:jc w:val="right"/>
+            </w:pPr>
+            <w:r>
+              <w:rPr>
+                <w:rFonts w:ascii="Calibri" w:cs="Calibri" w:eastAsia="Calibri" w:hAnsi="Calibri"/>
+                <w:b w:val="false"/>
+                <w:bCs w:val="false"/>
+                <w:color w:val="1F2124"/>
+                <w:sz w:val="19"/>
+                <w:szCs w:val="19"/>
+              </w:rPr>
+              <w:t xml:space="preserve">1.3%</w:t>
+            </w:r>
+          </w:p>
+        </w:tc>
+        <w:tc>
+          <w:tcPr>
+            <w:tcW w:type="dxa" w:w="950"/>
+            <w:tcMar>
+              <w:top w:type="dxa" w:w="60"/>
+              <w:left w:type="dxa" w:w="100"/>
+              <w:bottom w:type="dxa" w:w="60"/>
+              <w:right w:type="dxa" w:w="100"/>
+            </w:tcMar>
+          </w:tcPr>
+          <w:p>
+            <w:pPr>
+              <w:jc w:val="right"/>
+            </w:pPr>
+            <w:r>
+              <w:rPr>
+                <w:rFonts w:ascii="Calibri" w:cs="Calibri" w:eastAsia="Calibri" w:hAnsi="Calibri"/>
+                <w:b w:val="false"/>
+                <w:bCs w:val="false"/>
+                <w:color w:val="1F2124"/>
+                <w:sz w:val="19"/>
+                <w:szCs w:val="19"/>
+              </w:rPr>
+              <w:t xml:space="preserve">98.1%</w:t>
+            </w:r>
+          </w:p>
+        </w:tc>
+        <w:tc>
+          <w:tcPr>
+            <w:tcW w:type="dxa" w:w="1750"/>
+            <w:tcMar>
+              <w:top w:type="dxa" w:w="60"/>
+              <w:left w:type="dxa" w:w="100"/>
+              <w:bottom w:type="dxa" w:w="60"/>
+              <w:right w:type="dxa" w:w="100"/>
+            </w:tcMar>
+          </w:tcPr>
+          <w:p>
+            <w:pPr>
+              <w:jc w:val="right"/>
+            </w:pPr>
+            <w:r>
+              <w:rPr>
+                <w:rFonts w:ascii="Calibri" w:cs="Calibri" w:eastAsia="Calibri" w:hAnsi="Calibri"/>
+                <w:b w:val="false"/>
+                <w:bCs w:val="false"/>
+                <w:color w:val="1F2124"/>
+                <w:sz w:val="19"/>
+                <w:szCs w:val="19"/>
+              </w:rPr>
+              <w:t xml:space="preserve">−1,628 PCS</w:t>
             </w:r>
           </w:p>
         </w:tc>
@@ -3297,7 +3324,63 @@
                 <w:sz w:val="19"/>
                 <w:szCs w:val="19"/>
               </w:rPr>
-              <w:t xml:space="preserve">+104%</w:t>
+              <w:t xml:space="preserve">−22%</w:t>
+            </w:r>
+          </w:p>
+        </w:tc>
+        <w:tc>
+          <w:tcPr>
+            <w:tcW w:type="dxa" w:w="1500"/>
+            <w:tcMar>
+              <w:top w:type="dxa" w:w="60"/>
+              <w:left w:type="dxa" w:w="100"/>
+              <w:bottom w:type="dxa" w:w="60"/>
+              <w:right w:type="dxa" w:w="100"/>
+            </w:tcMar>
+          </w:tcPr>
+          <w:p>
+            <w:pPr>
+              <w:jc w:val="left"/>
+            </w:pPr>
+            <w:r>
+              <w:rPr>
+                <w:rFonts w:ascii="Calibri" w:cs="Calibri" w:eastAsia="Calibri" w:hAnsi="Calibri"/>
+                <w:b w:val="false"/>
+                <w:bCs w:val="false"/>
+                <w:color w:val="1F2124"/>
+                <w:sz w:val="19"/>
+                <w:szCs w:val="19"/>
+              </w:rPr>
+              <w:t xml:space="preserve">Corrugated</w:t>
+            </w:r>
+          </w:p>
+        </w:tc>
+      </w:tr>
+      <w:tr>
+        <w:tc>
+          <w:tcPr>
+            <w:tcW w:type="dxa" w:w="2300"/>
+            <w:tcMar>
+              <w:top w:type="dxa" w:w="60"/>
+              <w:left w:type="dxa" w:w="100"/>
+              <w:bottom w:type="dxa" w:w="60"/>
+              <w:right w:type="dxa" w:w="100"/>
+            </w:tcMar>
+          </w:tcPr>
+          <w:p>
+            <w:pPr>
+              <w:jc w:val="left"/>
+            </w:pPr>
+            <w:r>
+              <w:rPr>
+                <w:rFonts w:ascii="Calibri" w:cs="Calibri" w:eastAsia="Calibri" w:hAnsi="Calibri"/>
+                <w:b/>
+                <w:bCs/>
+                <w:color w:val="1F2124"/>
+                <w:sz w:val="19"/>
+                <w:szCs w:val="19"/>
+              </w:rPr>
+              <w:t xml:space="preserve">Remaining 11 line items</w:t>
             </w:r>
           </w:p>
         </w:tc>
@@ -3313,45 +3396,351 @@
           </w:tcPr>
           <w:p>
             <w:pPr>
-              <w:jc w:val="left"/>
-            </w:pPr>
-            <w:r>
-              <w:rPr>
-                <w:rFonts w:ascii="Calibri" w:cs="Calibri" w:eastAsia="Calibri" w:hAnsi="Calibri"/>
-                <w:b w:val="false"/>
-                <w:bCs w:val="false"/>
-                <w:color w:val="1F2124"/>
-                <w:sz w:val="19"/>
-                <w:szCs w:val="19"/>
-              </w:rPr>
-              <w:t xml:space="preserve">Surplus</w:t>
-            </w:r>
-          </w:p>
-        </w:tc>
-        <w:tc>
-          <w:tcPr>
-            <w:tcW w:type="dxa" w:w="1250"/>
-            <w:tcMar>
-              <w:top w:type="dxa" w:w="60"/>
-              <w:left w:type="dxa" w:w="100"/>
-              <w:bottom w:type="dxa" w:w="60"/>
-              <w:right w:type="dxa" w:w="100"/>
-            </w:tcMar>
-          </w:tcPr>
-          <w:p>
-            <w:pPr>
-              <w:jc w:val="left"/>
-            </w:pPr>
-            <w:r>
-              <w:rPr>
-                <w:rFonts w:ascii="Calibri" w:cs="Calibri" w:eastAsia="Calibri" w:hAnsi="Calibri"/>
-                <w:b w:val="false"/>
-                <w:bCs w:val="false"/>
-                <w:color w:val="1F2124"/>
-                <w:sz w:val="19"/>
-                <w:szCs w:val="19"/>
-              </w:rPr>
-              <w:t xml:space="preserve">PCS</w:t>
+              <w:jc w:val="right"/>
+            </w:pPr>
+            <w:r>
+              <w:rPr>
+                <w:rFonts w:ascii="Calibri" w:cs="Calibri" w:eastAsia="Calibri" w:hAnsi="Calibri"/>
+                <w:b/>
+                <w:bCs/>
+                <w:color w:val="9A1001"/>
+                <w:sz w:val="19"/>
+                <w:szCs w:val="19"/>
+              </w:rPr>
+              <w:t xml:space="preserve">$6,437.40</w:t>
+            </w:r>
+          </w:p>
+        </w:tc>
+        <w:tc>
+          <w:tcPr>
+            <w:tcW w:type="dxa" w:w="950"/>
+            <w:tcMar>
+              <w:top w:type="dxa" w:w="60"/>
+              <w:left w:type="dxa" w:w="100"/>
+              <w:bottom w:type="dxa" w:w="60"/>
+              <w:right w:type="dxa" w:w="100"/>
+            </w:tcMar>
+          </w:tcPr>
+          <w:p>
+            <w:pPr>
+              <w:jc w:val="right"/>
+            </w:pPr>
+            <w:r>
+              <w:rPr>
+                <w:rFonts w:ascii="Calibri" w:cs="Calibri" w:eastAsia="Calibri" w:hAnsi="Calibri"/>
+                <w:b w:val="false"/>
+                <w:bCs w:val="false"/>
+                <w:color w:val="1F2124"/>
+                <w:sz w:val="19"/>
+                <w:szCs w:val="19"/>
+              </w:rPr>
+              <w:t xml:space="preserve">1.9%</w:t>
+            </w:r>
+          </w:p>
+        </w:tc>
+        <w:tc>
+          <w:tcPr>
+            <w:tcW w:type="dxa" w:w="950"/>
+            <w:tcMar>
+              <w:top w:type="dxa" w:w="60"/>
+              <w:left w:type="dxa" w:w="100"/>
+              <w:bottom w:type="dxa" w:w="60"/>
+              <w:right w:type="dxa" w:w="100"/>
+            </w:tcMar>
+          </w:tcPr>
+          <w:p>
+            <w:pPr>
+              <w:jc w:val="right"/>
+            </w:pPr>
+            <w:r>
+              <w:rPr>
+                <w:rFonts w:ascii="Calibri" w:cs="Calibri" w:eastAsia="Calibri" w:hAnsi="Calibri"/>
+                <w:b w:val="false"/>
+                <w:bCs w:val="false"/>
+                <w:color w:val="1F2124"/>
+                <w:sz w:val="19"/>
+                <w:szCs w:val="19"/>
+              </w:rPr>
+              <w:t xml:space="preserve">100.0%</w:t>
+            </w:r>
+          </w:p>
+        </w:tc>
+        <w:tc>
+          <w:tcPr>
+            <w:tcW w:type="dxa" w:w="1750"/>
+            <w:tcMar>
+              <w:top w:type="dxa" w:w="60"/>
+              <w:left w:type="dxa" w:w="100"/>
+              <w:bottom w:type="dxa" w:w="60"/>
+              <w:right w:type="dxa" w:w="100"/>
+            </w:tcMar>
+          </w:tcPr>
+          <w:p>
+            <w:pPr>
+              <w:jc w:val="right"/>
+            </w:pPr>
+            <w:r>
+              <w:rPr>
+                <w:rFonts w:ascii="Calibri" w:cs="Calibri" w:eastAsia="Calibri" w:hAnsi="Calibri"/>
+                <w:b w:val="false"/>
+                <w:bCs w:val="false"/>
+                <w:color w:val="1F2124"/>
+                <w:sz w:val="19"/>
+                <w:szCs w:val="19"/>
+              </w:rPr>
+              <w:t xml:space="preserve">—</w:t>
+            </w:r>
+          </w:p>
+        </w:tc>
+        <w:tc>
+          <w:tcPr>
+            <w:tcW w:type="dxa" w:w="900"/>
+            <w:tcMar>
+              <w:top w:type="dxa" w:w="60"/>
+              <w:left w:type="dxa" w:w="100"/>
+              <w:bottom w:type="dxa" w:w="60"/>
+              <w:right w:type="dxa" w:w="100"/>
+            </w:tcMar>
+          </w:tcPr>
+          <w:p>
+            <w:pPr>
+              <w:jc w:val="right"/>
+            </w:pPr>
+            <w:r>
+              <w:rPr>
+                <w:rFonts w:ascii="Calibri" w:cs="Calibri" w:eastAsia="Calibri" w:hAnsi="Calibri"/>
+                <w:b w:val="false"/>
+                <w:bCs w:val="false"/>
+                <w:color w:val="1F2124"/>
+                <w:sz w:val="19"/>
+                <w:szCs w:val="19"/>
+              </w:rPr>
+              <w:t xml:space="preserve">—</w:t>
+            </w:r>
+          </w:p>
+        </w:tc>
+        <w:tc>
+          <w:tcPr>
+            <w:tcW w:type="dxa" w:w="1500"/>
+            <w:tcMar>
+              <w:top w:type="dxa" w:w="60"/>
+              <w:left w:type="dxa" w:w="100"/>
+              <w:bottom w:type="dxa" w:w="60"/>
+              <w:right w:type="dxa" w:w="100"/>
+            </w:tcMar>
+          </w:tcPr>
+          <w:p>
+            <w:pPr>
+              <w:jc w:val="left"/>
+            </w:pPr>
+            <w:r>
+              <w:rPr>
+                <w:rFonts w:ascii="Calibri" w:cs="Calibri" w:eastAsia="Calibri" w:hAnsi="Calibri"/>
+                <w:b w:val="false"/>
+                <w:bCs w:val="false"/>
+                <w:color w:val="1F2124"/>
+                <w:sz w:val="19"/>
+                <w:szCs w:val="19"/>
+              </w:rPr>
+              <w:t xml:space="preserve">Each &lt; $2,000</w:t>
+            </w:r>
+          </w:p>
+        </w:tc>
+      </w:tr>
+      <w:tr>
+        <w:tc>
+          <w:tcPr>
+            <w:tcW w:type="dxa" w:w="2300"/>
+            <w:shd w:fill="F7F2F1" w:color="auto" w:val="clear"/>
+            <w:tcMar>
+              <w:top w:type="dxa" w:w="60"/>
+              <w:left w:type="dxa" w:w="100"/>
+              <w:bottom w:type="dxa" w:w="60"/>
+              <w:right w:type="dxa" w:w="100"/>
+            </w:tcMar>
+          </w:tcPr>
+          <w:p>
+            <w:pPr>
+              <w:jc w:val="left"/>
+            </w:pPr>
+            <w:r>
+              <w:rPr>
+                <w:rFonts w:ascii="Calibri" w:cs="Calibri" w:eastAsia="Calibri" w:hAnsi="Calibri"/>
+                <w:b/>
+                <w:bCs/>
+                <w:color w:val="1F2124"/>
+                <w:sz w:val="19"/>
+                <w:szCs w:val="19"/>
+              </w:rPr>
+              <w:t xml:space="preserve">Total (surplus balance)</w:t>
+            </w:r>
+          </w:p>
+        </w:tc>
+        <w:tc>
+          <w:tcPr>
+            <w:tcW w:type="dxa" w:w="1450"/>
+            <w:shd w:fill="F7F2F1" w:color="auto" w:val="clear"/>
+            <w:tcMar>
+              <w:top w:type="dxa" w:w="60"/>
+              <w:left w:type="dxa" w:w="100"/>
+              <w:bottom w:type="dxa" w:w="60"/>
+              <w:right w:type="dxa" w:w="100"/>
+            </w:tcMar>
+          </w:tcPr>
+          <w:p>
+            <w:pPr>
+              <w:jc w:val="right"/>
+            </w:pPr>
+            <w:r>
+              <w:rPr>
+                <w:rFonts w:ascii="Calibri" w:cs="Calibri" w:eastAsia="Calibri" w:hAnsi="Calibri"/>
+                <w:b/>
+                <w:bCs/>
+                <w:color w:val="9A1001"/>
+                <w:sz w:val="19"/>
+                <w:szCs w:val="19"/>
+              </w:rPr>
+              <w:t xml:space="preserve">$330,669.51</w:t>
+            </w:r>
+          </w:p>
+        </w:tc>
+        <w:tc>
+          <w:tcPr>
+            <w:tcW w:type="dxa" w:w="950"/>
+            <w:shd w:fill="F7F2F1" w:color="auto" w:val="clear"/>
+            <w:tcMar>
+              <w:top w:type="dxa" w:w="60"/>
+              <w:left w:type="dxa" w:w="100"/>
+              <w:bottom w:type="dxa" w:w="60"/>
+              <w:right w:type="dxa" w:w="100"/>
+            </w:tcMar>
+          </w:tcPr>
+          <w:p>
+            <w:pPr>
+              <w:jc w:val="right"/>
+            </w:pPr>
+            <w:r>
+              <w:rPr>
+                <w:rFonts w:ascii="Calibri" w:cs="Calibri" w:eastAsia="Calibri" w:hAnsi="Calibri"/>
+                <w:b/>
+                <w:bCs/>
+                <w:color w:val="1F2124"/>
+                <w:sz w:val="19"/>
+                <w:szCs w:val="19"/>
+              </w:rPr>
+              <w:t xml:space="preserve">100.0%</w:t>
+            </w:r>
+          </w:p>
+        </w:tc>
+        <w:tc>
+          <w:tcPr>
+            <w:tcW w:type="dxa" w:w="950"/>
+            <w:shd w:fill="F7F2F1" w:color="auto" w:val="clear"/>
+            <w:tcMar>
+              <w:top w:type="dxa" w:w="60"/>
+              <w:left w:type="dxa" w:w="100"/>
+              <w:bottom w:type="dxa" w:w="60"/>
+              <w:right w:type="dxa" w:w="100"/>
+            </w:tcMar>
+          </w:tcPr>
+          <w:p>
+            <w:pPr>
+              <w:jc w:val="right"/>
+            </w:pPr>
+            <w:r>
+              <w:rPr>
+                <w:rFonts w:ascii="Calibri" w:cs="Calibri" w:eastAsia="Calibri" w:hAnsi="Calibri"/>
+                <w:b/>
+                <w:bCs/>
+                <w:color w:val="1F2124"/>
+                <w:sz w:val="19"/>
+                <w:szCs w:val="19"/>
+              </w:rPr>
+              <w:t xml:space="preserve"/>
+            </w:r>
+          </w:p>
+        </w:tc>
+        <w:tc>
+          <w:tcPr>
+            <w:tcW w:type="dxa" w:w="1750"/>
+            <w:shd w:fill="F7F2F1" w:color="auto" w:val="clear"/>
+            <w:tcMar>
+              <w:top w:type="dxa" w:w="60"/>
+              <w:left w:type="dxa" w:w="100"/>
+              <w:bottom w:type="dxa" w:w="60"/>
+              <w:right w:type="dxa" w:w="100"/>
+            </w:tcMar>
+          </w:tcPr>
+          <w:p>
+            <w:pPr>
+              <w:jc w:val="right"/>
+            </w:pPr>
+            <w:r>
+              <w:rPr>
+                <w:rFonts w:ascii="Calibri" w:cs="Calibri" w:eastAsia="Calibri" w:hAnsi="Calibri"/>
+                <w:b/>
+                <w:bCs/>
+                <w:color w:val="1F2124"/>
+                <w:sz w:val="19"/>
+                <w:szCs w:val="19"/>
+              </w:rPr>
+              <w:t xml:space="preserve"/>
+            </w:r>
+          </w:p>
+        </w:tc>
+        <w:tc>
+          <w:tcPr>
+            <w:tcW w:type="dxa" w:w="900"/>
+            <w:shd w:fill="F7F2F1" w:color="auto" w:val="clear"/>
+            <w:tcMar>
+              <w:top w:type="dxa" w:w="60"/>
+              <w:left w:type="dxa" w:w="100"/>
+              <w:bottom w:type="dxa" w:w="60"/>
+              <w:right w:type="dxa" w:w="100"/>
+            </w:tcMar>
+          </w:tcPr>
+          <w:p>
+            <w:pPr>
+              <w:jc w:val="right"/>
+            </w:pPr>
+            <w:r>
+              <w:rPr>
+                <w:rFonts w:ascii="Calibri" w:cs="Calibri" w:eastAsia="Calibri" w:hAnsi="Calibri"/>
+                <w:b/>
+                <w:bCs/>
+                <w:color w:val="1F2124"/>
+                <w:sz w:val="19"/>
+                <w:szCs w:val="19"/>
+              </w:rPr>
+              <w:t xml:space="preserve"/>
+            </w:r>
+          </w:p>
+        </w:tc>
+        <w:tc>
+          <w:tcPr>
+            <w:tcW w:type="dxa" w:w="1500"/>
+            <w:shd w:fill="F7F2F1" w:color="auto" w:val="clear"/>
+            <w:tcMar>
+              <w:top w:type="dxa" w:w="60"/>
+              <w:left w:type="dxa" w:w="100"/>
+              <w:bottom w:type="dxa" w:w="60"/>
+              <w:right w:type="dxa" w:w="100"/>
+            </w:tcMar>
+          </w:tcPr>
+          <w:p>
+            <w:pPr>
+              <w:jc w:val="left"/>
+            </w:pPr>
+            <w:r>
+              <w:rPr>
+                <w:rFonts w:ascii="Calibri" w:cs="Calibri" w:eastAsia="Calibri" w:hAnsi="Calibri"/>
+                <w:b/>
+                <w:bCs/>
+                <w:color w:val="1F2124"/>
+                <w:sz w:val="19"/>
+                <w:szCs w:val="19"/>
+              </w:rPr>
+              <w:t xml:space="preserve"/>
             </w:r>
           </w:p>
         </w:tc>
@@ -3375,7 +3764,7 @@
           <w:sz w:val="22"/>
           <w:szCs w:val="22"/>
         </w:rPr>
-        <w:t xml:space="preserve">In absolute magnitude, shortages concentrate in </w:t>
+        <w:t xml:space="preserve">Measured in dollars, the exposure is highly concentrated: </w:t>
       </w:r>
       <w:r>
         <w:rPr>
@@ -3386,16 +3775,16 @@
           <w:sz w:val="22"/>
           <w:szCs w:val="22"/>
         </w:rPr>
-        <w:t xml:space="preserve">textiles and lumber</w:t>
-      </w:r>
-      <w:r>
-        <w:rPr>
-          <w:rFonts w:ascii="Calibri" w:cs="Calibri" w:eastAsia="Calibri" w:hAnsi="Calibri"/>
-          <w:color w:val="1F2124"/>
-          <w:sz w:val="22"/>
-          <w:szCs w:val="22"/>
-        </w:rPr>
-        <w:t xml:space="preserve">: COTDCANP (−46.2 million IN², −65%), LINICANP/LINICANR and LUMBPINE-BF (−240,457 BFT, −83%). This confirms the instruction to verify consumption and scrap for fabric and lumber, and to apply regime change, return in the same condition, or virtual transfer (V1) as applicable.</w:t>
+        <w:t xml:space="preserve">lumber and linen fabric account for 85.8% of the surplus balance</w:t>
+      </w:r>
+      <w:r>
+        <w:rPr>
+          <w:rFonts w:ascii="Calibri" w:cs="Calibri" w:eastAsia="Calibri" w:hAnsi="Calibri"/>
+          <w:color w:val="1F2124"/>
+          <w:sz w:val="22"/>
+          <w:szCs w:val="22"/>
+        </w:rPr>
+        <w:t xml:space="preserve"> — LUMBPINE-BF alone is half — and the top four value lines cover 94.6%. Recovery efforts (consumption and scrap verification, regime change, return in the same condition, or virtual transfer V1) should therefore be prioritized on lumber and fabric. Dollar ranking and quantity ranking tell different stories: LABEL and BOTTLE-A show −100% quantity variances but are financially immaterial at net group level ($97.45 and $364.02); they remain open as compliance items, not as financial exposure.</w:t>
       </w:r>
     </w:p>
     <w:p>
@@ -3447,7 +3836,7 @@
           <w:sz w:val="22"/>
           <w:szCs w:val="22"/>
         </w:rPr>
-        <w:t xml:space="preserve"> implies goods on site whose legal stay is not substantiated. Here the remedy is not a return but regularization:</w:t>
+        <w:t xml:space="preserve"> implies goods on site whose legal stay is not substantiated. The remedy is not a return but regularization. Cases are ranked from highest to lowest estimated value; unrecorded goods carry no annex valuation, so dollar figures are estimated at the average unit value implied by the July 2026 physical count and are for prioritization only:</w:t>
       </w:r>
     </w:p>
     <w:p>
@@ -3478,7 +3867,7 @@
           <w:sz w:val="22"/>
           <w:szCs w:val="22"/>
         </w:rPr>
-        <w:t xml:space="preserve">17,371,388.60 IN² physical with a zero annex balance — the most severe case.</w:t>
+        <w:t xml:space="preserve">≈ $28,274 estimated exposure — 17,371,388.60 IN² physical with a zero annex balance; the most severe case.</w:t>
       </w:r>
     </w:p>
     <w:p>
@@ -3509,7 +3898,7 @@
           <w:sz w:val="22"/>
           <w:szCs w:val="22"/>
         </w:rPr>
-        <w:t xml:space="preserve">217,324 pcs against 106,629.99 recorded (+104% over the covered amount).</w:t>
+        <w:t xml:space="preserve">≈ $5,364 estimated exposure — 217,324 pcs against 106,629.99 recorded (+104% over the covered amount).</w:t>
       </w:r>
     </w:p>
     <w:p>
@@ -3540,7 +3929,7 @@
           <w:sz w:val="22"/>
           <w:szCs w:val="22"/>
         </w:rPr>
-        <w:t xml:space="preserve">2,585 physical pcs against 1,636 in the annex, with no system mapping (#N/D).</w:t>
+        <w:t xml:space="preserve">≈ $1,405 estimated exposure — 2,585 physical pcs against 1,636 in the annex, with no system mapping (#N/D).</w:t>
       </w:r>
     </w:p>
     <w:p>
